--- a/DAW2/C.NUBE/UD2/Actividad1/Actividad 1.docx
+++ b/DAW2/C.NUBE/UD2/Actividad1/Actividad 1.docx
@@ -588,11 +588,7 @@
                                   <w:dataBinding w:prefixMappings="xmlns:ns0='http://schemas.openxmlformats.org/package/2006/metadata/core-properties' xmlns:ns1='http://purl.org/dc/elements/1.1/'" w:xpath="/ns0:coreProperties[1]/ns1:title[1]" w:storeItemID="{6C3C8BC8-F283-45AE-878A-BAB7291924A1}"/>
                                   <w:text/>
                                 </w:sdtPr>
-                                <w:sdtEndPr>
-                                  <w:rPr>
-                                    <w:color w:val="404040" w:themeColor="text1" w:themeTint="BF"/>
-                                  </w:rPr>
-                                </w:sdtEndPr>
+                                <w:sdtEndPr/>
                                 <w:sdtContent>
                                   <w:p>
                                     <w:pPr>
@@ -647,7 +643,7 @@
                                         <w:sz w:val="32"/>
                                         <w:szCs w:val="32"/>
                                       </w:rPr>
-                                      <w:t>UD1</w:t>
+                                      <w:t>UD2</w:t>
                                     </w:r>
                                   </w:p>
                                 </w:sdtContent>
@@ -674,6 +670,10 @@
               </mc:Choice>
               <mc:Fallback>
                 <w:pict>
+                  <v:shapetype id="_x0000_t202" coordsize="21600,21600" o:spt="202" path="m,l,21600r21600,l21600,xe">
+                    <v:stroke joinstyle="miter"/>
+                    <v:path gradientshapeok="t" o:connecttype="rect"/>
+                  </v:shapetype>
                   <v:shape id="Cuadro de texto 470" o:spid="_x0000_s1028" type="#_x0000_t202" style="position:absolute;margin-left:0;margin-top:0;width:220.3pt;height:194.9pt;z-index:251661312;visibility:visible;mso-wrap-style:square;mso-width-percent:360;mso-height-percent:280;mso-left-percent:455;mso-top-percent:350;mso-wrap-distance-left:9pt;mso-wrap-distance-top:0;mso-wrap-distance-right:9pt;mso-wrap-distance-bottom:0;mso-position-horizontal-relative:page;mso-position-vertical-relative:page;mso-width-percent:360;mso-height-percent:280;mso-left-percent:455;mso-top-percent:350;mso-width-relative:page;mso-height-relative:page;v-text-anchor:top" o:gfxdata="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" filled="f" stroked="f" strokeweight=".5pt">
                     <v:textbox style="mso-fit-shape-to-text:t">
                       <w:txbxContent>
@@ -690,11 +690,7 @@
                             <w:dataBinding w:prefixMappings="xmlns:ns0='http://schemas.openxmlformats.org/package/2006/metadata/core-properties' xmlns:ns1='http://purl.org/dc/elements/1.1/'" w:xpath="/ns0:coreProperties[1]/ns1:title[1]" w:storeItemID="{6C3C8BC8-F283-45AE-878A-BAB7291924A1}"/>
                             <w:text/>
                           </w:sdtPr>
-                          <w:sdtEndPr>
-                            <w:rPr>
-                              <w:color w:val="404040" w:themeColor="text1" w:themeTint="BF"/>
-                            </w:rPr>
-                          </w:sdtEndPr>
+                          <w:sdtEndPr/>
                           <w:sdtContent>
                             <w:p>
                               <w:pPr>
@@ -749,7 +745,7 @@
                                   <w:sz w:val="32"/>
                                   <w:szCs w:val="32"/>
                                 </w:rPr>
-                                <w:t>UD1</w:t>
+                                <w:t>UD2</w:t>
                               </w:r>
                             </w:p>
                           </w:sdtContent>
@@ -768,8 +764,6 @@
             <w:br w:type="page"/>
           </w:r>
         </w:p>
-        <w:bookmarkStart w:id="0" w:name="_GoBack" w:displacedByCustomXml="next"/>
-        <w:bookmarkEnd w:id="0" w:displacedByCustomXml="next"/>
       </w:sdtContent>
     </w:sdt>
     <w:p>
@@ -1123,107 +1117,25 @@
           <w:numId w:val="4"/>
         </w:numPr>
       </w:pPr>
-      <w:bookmarkStart w:id="1" w:name="_Toc209796404"/>
       <w:r>
         <w:lastRenderedPageBreak/>
-        <w:t xml:space="preserve">Preparación para </w:t>
-      </w:r>
-      <w:proofErr w:type="spellStart"/>
-      <w:r>
-        <w:t>pagina</w:t>
-      </w:r>
-      <w:proofErr w:type="spellEnd"/>
-      <w:r>
-        <w:t xml:space="preserve"> web</w:t>
-      </w:r>
-      <w:bookmarkEnd w:id="1"/>
-    </w:p>
-    <w:p>
-      <w:r>
-        <w:t>Después de</w:t>
-      </w:r>
-      <w:r>
-        <w:t xml:space="preserve"> tener la </w:t>
-      </w:r>
-      <w:proofErr w:type="spellStart"/>
-      <w:r>
-        <w:t>maquina</w:t>
-      </w:r>
-      <w:proofErr w:type="spellEnd"/>
-      <w:r>
-        <w:t xml:space="preserve"> virtual </w:t>
-      </w:r>
-      <w:proofErr w:type="spellStart"/>
-      <w:r>
-        <w:t>y</w:t>
-      </w:r>
-      <w:proofErr w:type="spellEnd"/>
-      <w:r>
-        <w:t xml:space="preserve"> instalado </w:t>
-      </w:r>
-      <w:r>
-        <w:t>el XAMPP</w:t>
-      </w:r>
-      <w:r>
-        <w:t>,</w:t>
-      </w:r>
-      <w:r>
-        <w:t xml:space="preserve"> </w:t>
-      </w:r>
-      <w:r>
-        <w:t>al iniciarle</w:t>
-      </w:r>
-      <w:r>
-        <w:t xml:space="preserve">, tenemos que encender el Apache y </w:t>
-      </w:r>
-      <w:proofErr w:type="spellStart"/>
-      <w:r>
-        <w:t>MySQL</w:t>
-      </w:r>
-      <w:proofErr w:type="spellEnd"/>
-      <w:r>
-        <w:t xml:space="preserve">, </w:t>
-      </w:r>
-      <w:r>
-        <w:t>así</w:t>
-      </w:r>
-      <w:r>
-        <w:t xml:space="preserve"> podemos acceder a </w:t>
-      </w:r>
-      <w:proofErr w:type="spellStart"/>
-      <w:r>
-        <w:t>phpmyadmin</w:t>
-      </w:r>
-      <w:proofErr w:type="spellEnd"/>
-      <w:r>
-        <w:t xml:space="preserve"> donde administramos nuestra base de datos.</w:t>
+        <w:t>Crear Máquina Virtual</w:t>
       </w:r>
     </w:p>
     <w:p>
       <w:r>
-        <w:t xml:space="preserve">Accedemos a </w:t>
+        <w:t xml:space="preserve">Después de configurar nuestra cuenta y tenemos todo preparado podemos crear nuestra máquina. En </w:t>
       </w:r>
       <w:proofErr w:type="spellStart"/>
       <w:r>
-        <w:t>php</w:t>
+        <w:t>Azure</w:t>
       </w:r>
       <w:proofErr w:type="spellEnd"/>
       <w:r>
-        <w:t xml:space="preserve"> con ayuda de un navegador como </w:t>
-      </w:r>
-      <w:proofErr w:type="spellStart"/>
-      <w:r>
-        <w:t>Edge</w:t>
-      </w:r>
-      <w:proofErr w:type="spellEnd"/>
-      <w:r>
-        <w:t xml:space="preserve"> y escribimos el enlace o dirección http://localhost/phpmyadmin</w:t>
+        <w:t xml:space="preserve"> encontramos la creación de recurso y aquí seleccionamos </w:t>
       </w:r>
     </w:p>
     <w:p>
-      <w:pPr>
-        <w:jc w:val="center"/>
-      </w:pPr>
       <w:r>
         <w:rPr>
           <w:noProof/>
@@ -1232,18 +1144,18 @@
         <mc:AlternateContent>
           <mc:Choice Requires="wps">
             <w:drawing>
-              <wp:anchor distT="0" distB="0" distL="114300" distR="114300" simplePos="0" relativeHeight="251665408" behindDoc="0" locked="0" layoutInCell="1" allowOverlap="1" wp14:anchorId="7EF04EA9" wp14:editId="6406A0C1">
+              <wp:anchor distT="0" distB="0" distL="114300" distR="114300" simplePos="0" relativeHeight="251665408" behindDoc="0" locked="0" layoutInCell="1" allowOverlap="1">
                 <wp:simplePos x="0" y="0"/>
                 <wp:positionH relativeFrom="column">
-                  <wp:posOffset>1077277</wp:posOffset>
+                  <wp:posOffset>975436</wp:posOffset>
                 </wp:positionH>
                 <wp:positionV relativeFrom="paragraph">
-                  <wp:posOffset>985520</wp:posOffset>
+                  <wp:posOffset>1479245</wp:posOffset>
                 </wp:positionV>
-                <wp:extent cx="2671445" cy="280670"/>
-                <wp:effectExtent l="0" t="0" r="14605" b="24130"/>
+                <wp:extent cx="1704442" cy="263347"/>
+                <wp:effectExtent l="0" t="0" r="10160" b="22860"/>
                 <wp:wrapNone/>
-                <wp:docPr id="2" name="Rectángulo 2"/>
+                <wp:docPr id="18" name="Rectángulo 18"/>
                 <wp:cNvGraphicFramePr/>
                 <a:graphic xmlns:a="http://schemas.openxmlformats.org/drawingml/2006/main">
                   <a:graphicData uri="http://schemas.microsoft.com/office/word/2010/wordprocessingShape">
@@ -1252,7 +1164,7 @@
                       <wps:spPr>
                         <a:xfrm>
                           <a:off x="0" y="0"/>
-                          <a:ext cx="2671445" cy="280670"/>
+                          <a:ext cx="1704442" cy="263347"/>
                         </a:xfrm>
                         <a:prstGeom prst="rect">
                           <a:avLst/>
@@ -1289,342 +1201,22 @@
                     </wps:wsp>
                   </a:graphicData>
                 </a:graphic>
-                <wp14:sizeRelH relativeFrom="margin">
-                  <wp14:pctWidth>0</wp14:pctWidth>
-                </wp14:sizeRelH>
-                <wp14:sizeRelV relativeFrom="margin">
-                  <wp14:pctHeight>0</wp14:pctHeight>
-                </wp14:sizeRelV>
               </wp:anchor>
             </w:drawing>
           </mc:Choice>
           <mc:Fallback>
             <w:pict>
-              <v:rect w14:anchorId="7BD89821" id="Rectángulo 2" o:spid="_x0000_s1026" style="position:absolute;margin-left:84.8pt;margin-top:77.6pt;width:210.35pt;height:22.1pt;z-index:251665408;visibility:visible;mso-wrap-style:square;mso-width-percent:0;mso-height-percent:0;mso-wrap-distance-left:9pt;mso-wrap-distance-top:0;mso-wrap-distance-right:9pt;mso-wrap-distance-bottom:0;mso-position-horizontal:absolute;mso-position-horizontal-relative:text;mso-position-vertical:absolute;mso-position-vertical-relative:text;mso-width-percent:0;mso-height-percent:0;mso-width-relative:margin;mso-height-relative:margin;v-text-anchor:middle" o:gfxdata="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" filled="f" strokecolor="red" strokeweight="1pt"/>
+              <v:rect w14:anchorId="47E9F157" id="Rectángulo 18" o:spid="_x0000_s1026" style="position:absolute;margin-left:76.8pt;margin-top:116.5pt;width:134.2pt;height:20.75pt;z-index:251665408;visibility:visible;mso-wrap-style:square;mso-wrap-distance-left:9pt;mso-wrap-distance-top:0;mso-wrap-distance-right:9pt;mso-wrap-distance-bottom:0;mso-position-horizontal:absolute;mso-position-horizontal-relative:text;mso-position-vertical:absolute;mso-position-vertical-relative:text;v-text-anchor:middle" o:gfxdata="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" filled="f" strokecolor="red" strokeweight="1pt"/>
             </w:pict>
           </mc:Fallback>
         </mc:AlternateContent>
       </w:r>
       <w:r>
-        <w:rPr>
-          <w:noProof/>
-          <w:lang w:eastAsia="es-ES"/>
-        </w:rPr>
         <w:drawing>
-          <wp:inline distT="0" distB="0" distL="0" distR="0" wp14:anchorId="6D51F396" wp14:editId="7BFABBC6">
-            <wp:extent cx="4828032" cy="3624677"/>
-            <wp:effectExtent l="0" t="0" r="0" b="0"/>
-            <wp:docPr id="1" name="Imagen 1" descr="C:\Users\daw2\Pictures\Screenshots\Captura de pantalla 2025-09-19 151540.png"/>
-            <wp:cNvGraphicFramePr>
-              <a:graphicFrameLocks xmlns:a="http://schemas.openxmlformats.org/drawingml/2006/main" noChangeAspect="1"/>
-            </wp:cNvGraphicFramePr>
-            <a:graphic xmlns:a="http://schemas.openxmlformats.org/drawingml/2006/main">
-              <a:graphicData uri="http://schemas.openxmlformats.org/drawingml/2006/picture">
-                <pic:pic xmlns:pic="http://schemas.openxmlformats.org/drawingml/2006/picture">
-                  <pic:nvPicPr>
-                    <pic:cNvPr id="0" name="Picture 1" descr="C:\Users\daw2\Pictures\Screenshots\Captura de pantalla 2025-09-19 151540.png"/>
-                    <pic:cNvPicPr>
-                      <a:picLocks noChangeAspect="1" noChangeArrowheads="1"/>
-                    </pic:cNvPicPr>
-                  </pic:nvPicPr>
-                  <pic:blipFill>
-                    <a:blip r:embed="rId6">
-                      <a:extLst>
-                        <a:ext uri="{28A0092B-C50C-407E-A947-70E740481C1C}">
-                          <a14:useLocalDpi xmlns:a14="http://schemas.microsoft.com/office/drawing/2010/main" val="0"/>
-                        </a:ext>
-                      </a:extLst>
-                    </a:blip>
-                    <a:srcRect/>
-                    <a:stretch>
-                      <a:fillRect/>
-                    </a:stretch>
-                  </pic:blipFill>
-                  <pic:spPr bwMode="auto">
-                    <a:xfrm>
-                      <a:off x="0" y="0"/>
-                      <a:ext cx="4867376" cy="3654215"/>
-                    </a:xfrm>
-                    <a:prstGeom prst="rect">
-                      <a:avLst/>
-                    </a:prstGeom>
-                    <a:noFill/>
-                    <a:ln>
-                      <a:noFill/>
-                    </a:ln>
-                  </pic:spPr>
-                </pic:pic>
-              </a:graphicData>
-            </a:graphic>
-          </wp:inline>
-        </w:drawing>
-      </w:r>
-    </w:p>
-    <w:p>
-      <w:pPr>
-        <w:jc w:val="center"/>
-      </w:pPr>
-      <w:r>
-        <w:rPr>
-          <w:noProof/>
-          <w:lang w:eastAsia="es-ES"/>
-        </w:rPr>
-        <w:drawing>
-          <wp:inline distT="0" distB="0" distL="0" distR="0" wp14:anchorId="5D02858D" wp14:editId="44CA5E58">
-            <wp:extent cx="4886554" cy="3637329"/>
-            <wp:effectExtent l="0" t="0" r="9525" b="1270"/>
-            <wp:docPr id="3" name="Imagen 3" descr="C:\Users\daw2\Pictures\Screenshots\Captura de pantalla 2025-09-19 151733.png"/>
-            <wp:cNvGraphicFramePr>
-              <a:graphicFrameLocks xmlns:a="http://schemas.openxmlformats.org/drawingml/2006/main" noChangeAspect="1"/>
-            </wp:cNvGraphicFramePr>
-            <a:graphic xmlns:a="http://schemas.openxmlformats.org/drawingml/2006/main">
-              <a:graphicData uri="http://schemas.openxmlformats.org/drawingml/2006/picture">
-                <pic:pic xmlns:pic="http://schemas.openxmlformats.org/drawingml/2006/picture">
-                  <pic:nvPicPr>
-                    <pic:cNvPr id="0" name="Picture 2" descr="C:\Users\daw2\Pictures\Screenshots\Captura de pantalla 2025-09-19 151733.png"/>
-                    <pic:cNvPicPr>
-                      <a:picLocks noChangeAspect="1" noChangeArrowheads="1"/>
-                    </pic:cNvPicPr>
-                  </pic:nvPicPr>
-                  <pic:blipFill>
-                    <a:blip r:embed="rId7">
-                      <a:extLst>
-                        <a:ext uri="{28A0092B-C50C-407E-A947-70E740481C1C}">
-                          <a14:useLocalDpi xmlns:a14="http://schemas.microsoft.com/office/drawing/2010/main" val="0"/>
-                        </a:ext>
-                      </a:extLst>
-                    </a:blip>
-                    <a:srcRect/>
-                    <a:stretch>
-                      <a:fillRect/>
-                    </a:stretch>
-                  </pic:blipFill>
-                  <pic:spPr bwMode="auto">
-                    <a:xfrm>
-                      <a:off x="0" y="0"/>
-                      <a:ext cx="4943262" cy="3679540"/>
-                    </a:xfrm>
-                    <a:prstGeom prst="rect">
-                      <a:avLst/>
-                    </a:prstGeom>
-                    <a:noFill/>
-                    <a:ln>
-                      <a:noFill/>
-                    </a:ln>
-                  </pic:spPr>
-                </pic:pic>
-              </a:graphicData>
-            </a:graphic>
-          </wp:inline>
-        </w:drawing>
-      </w:r>
-    </w:p>
-    <w:p>
-      <w:pPr>
-        <w:pStyle w:val="Ttulo1"/>
-        <w:numPr>
-          <w:ilvl w:val="0"/>
-          <w:numId w:val="4"/>
-        </w:numPr>
-      </w:pPr>
-      <w:r>
-        <w:br w:type="page"/>
-      </w:r>
-      <w:bookmarkStart w:id="2" w:name="_Toc209796405"/>
-      <w:r>
-        <w:lastRenderedPageBreak/>
-        <w:t xml:space="preserve">Instalación </w:t>
-      </w:r>
-      <w:proofErr w:type="spellStart"/>
-      <w:r>
-        <w:t>Joomla</w:t>
-      </w:r>
-      <w:bookmarkEnd w:id="2"/>
-      <w:proofErr w:type="spellEnd"/>
-    </w:p>
-    <w:p>
-      <w:r>
-        <w:t xml:space="preserve">Accedemos a </w:t>
-      </w:r>
-      <w:proofErr w:type="spellStart"/>
-      <w:r>
-        <w:t>pagina</w:t>
-      </w:r>
-      <w:proofErr w:type="spellEnd"/>
-      <w:r>
-        <w:t xml:space="preserve"> web oficial de </w:t>
-      </w:r>
-      <w:proofErr w:type="spellStart"/>
-      <w:r>
-        <w:t>joomla</w:t>
-      </w:r>
-      <w:proofErr w:type="spellEnd"/>
-      <w:r>
-        <w:t xml:space="preserve"> y descargamos el archivo </w:t>
-      </w:r>
-      <w:proofErr w:type="spellStart"/>
-      <w:r>
-        <w:t>zip</w:t>
-      </w:r>
-      <w:proofErr w:type="spellEnd"/>
-      <w:r>
-        <w:t xml:space="preserve">, es instalación de </w:t>
-      </w:r>
-      <w:proofErr w:type="spellStart"/>
-      <w:r>
-        <w:t>Joomla</w:t>
-      </w:r>
-      <w:proofErr w:type="spellEnd"/>
-      <w:r>
-        <w:t>, tenemos que descomprimirlo y añadir el archivo en la carpeta “C:\\</w:t>
-      </w:r>
-      <w:proofErr w:type="spellStart"/>
-      <w:r>
-        <w:t>xampp</w:t>
-      </w:r>
-      <w:proofErr w:type="spellEnd"/>
-      <w:r>
-        <w:t>/</w:t>
-      </w:r>
-      <w:proofErr w:type="spellStart"/>
-      <w:r>
-        <w:t>htdocs</w:t>
-      </w:r>
-      <w:proofErr w:type="spellEnd"/>
-      <w:r>
-        <w:t xml:space="preserve">”, podemos cambiar el nombre de la carpeta por algo </w:t>
-      </w:r>
-      <w:proofErr w:type="spellStart"/>
-      <w:r>
-        <w:t>mas</w:t>
-      </w:r>
-      <w:proofErr w:type="spellEnd"/>
-      <w:r>
-        <w:t xml:space="preserve"> fácil como “</w:t>
-      </w:r>
-      <w:proofErr w:type="spellStart"/>
-      <w:r>
-        <w:t>Foomla</w:t>
-      </w:r>
-      <w:proofErr w:type="spellEnd"/>
-      <w:r>
-        <w:t>”.</w:t>
-      </w:r>
-    </w:p>
-    <w:p>
-      <w:r>
-        <w:t xml:space="preserve">Después acceder a este archivo utilizando en </w:t>
-      </w:r>
-      <w:proofErr w:type="spellStart"/>
-      <w:r>
-        <w:t>Edge</w:t>
-      </w:r>
-      <w:proofErr w:type="spellEnd"/>
-      <w:r>
-        <w:t xml:space="preserve"> la dirección “http://localhost/</w:t>
-      </w:r>
-      <w:r>
-        <w:t>Joomla</w:t>
-      </w:r>
-      <w:r>
-        <w:t>”.</w:t>
-      </w:r>
-    </w:p>
-    <w:p>
-      <w:pPr>
-        <w:jc w:val="center"/>
-      </w:pPr>
-      <w:r>
-        <w:rPr>
-          <w:noProof/>
-          <w:lang w:eastAsia="es-ES"/>
-        </w:rPr>
-        <mc:AlternateContent>
-          <mc:Choice Requires="wps">
-            <w:drawing>
-              <wp:anchor distT="0" distB="0" distL="114300" distR="114300" simplePos="0" relativeHeight="251667456" behindDoc="0" locked="0" layoutInCell="1" allowOverlap="1" wp14:anchorId="229233EE" wp14:editId="5DDF02C2">
-                <wp:simplePos x="0" y="0"/>
-                <wp:positionH relativeFrom="column">
-                  <wp:posOffset>2933065</wp:posOffset>
-                </wp:positionH>
-                <wp:positionV relativeFrom="paragraph">
-                  <wp:posOffset>547370</wp:posOffset>
-                </wp:positionV>
-                <wp:extent cx="984250" cy="247650"/>
-                <wp:effectExtent l="0" t="0" r="25400" b="19050"/>
-                <wp:wrapNone/>
-                <wp:docPr id="5" name="Rectángulo 5"/>
-                <wp:cNvGraphicFramePr/>
-                <a:graphic xmlns:a="http://schemas.openxmlformats.org/drawingml/2006/main">
-                  <a:graphicData uri="http://schemas.microsoft.com/office/word/2010/wordprocessingShape">
-                    <wps:wsp>
-                      <wps:cNvSpPr/>
-                      <wps:spPr>
-                        <a:xfrm>
-                          <a:off x="0" y="0"/>
-                          <a:ext cx="984250" cy="247650"/>
-                        </a:xfrm>
-                        <a:prstGeom prst="rect">
-                          <a:avLst/>
-                        </a:prstGeom>
-                        <a:noFill/>
-                        <a:ln>
-                          <a:solidFill>
-                            <a:srgbClr val="FF0000"/>
-                          </a:solidFill>
-                        </a:ln>
-                      </wps:spPr>
-                      <wps:style>
-                        <a:lnRef idx="2">
-                          <a:schemeClr val="accent1">
-                            <a:shade val="50000"/>
-                          </a:schemeClr>
-                        </a:lnRef>
-                        <a:fillRef idx="1">
-                          <a:schemeClr val="accent1"/>
-                        </a:fillRef>
-                        <a:effectRef idx="0">
-                          <a:schemeClr val="accent1"/>
-                        </a:effectRef>
-                        <a:fontRef idx="minor">
-                          <a:schemeClr val="lt1"/>
-                        </a:fontRef>
-                      </wps:style>
-                      <wps:bodyPr rot="0" spcFirstLastPara="0" vertOverflow="overflow" horzOverflow="overflow" vert="horz" wrap="square" lIns="91440" tIns="45720" rIns="91440" bIns="45720" numCol="1" spcCol="0" rtlCol="0" fromWordArt="0" anchor="ctr" anchorCtr="0" forceAA="0" compatLnSpc="1">
-                        <a:prstTxWarp prst="textNoShape">
-                          <a:avLst/>
-                        </a:prstTxWarp>
-                        <a:noAutofit/>
-                      </wps:bodyPr>
-                    </wps:wsp>
-                  </a:graphicData>
-                </a:graphic>
-                <wp14:sizeRelH relativeFrom="margin">
-                  <wp14:pctWidth>0</wp14:pctWidth>
-                </wp14:sizeRelH>
-                <wp14:sizeRelV relativeFrom="margin">
-                  <wp14:pctHeight>0</wp14:pctHeight>
-                </wp14:sizeRelV>
-              </wp:anchor>
-            </w:drawing>
-          </mc:Choice>
-          <mc:Fallback>
-            <w:pict>
-              <v:rect w14:anchorId="2FD0B503" id="Rectángulo 5" o:spid="_x0000_s1026" style="position:absolute;margin-left:230.95pt;margin-top:43.1pt;width:77.5pt;height:19.5pt;z-index:251667456;visibility:visible;mso-wrap-style:square;mso-width-percent:0;mso-height-percent:0;mso-wrap-distance-left:9pt;mso-wrap-distance-top:0;mso-wrap-distance-right:9pt;mso-wrap-distance-bottom:0;mso-position-horizontal:absolute;mso-position-horizontal-relative:text;mso-position-vertical:absolute;mso-position-vertical-relative:text;mso-width-percent:0;mso-height-percent:0;mso-width-relative:margin;mso-height-relative:margin;v-text-anchor:middle" o:gfxdata="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" filled="f" strokecolor="red" strokeweight="1pt"/>
-            </w:pict>
-          </mc:Fallback>
-        </mc:AlternateContent>
-      </w:r>
-      <w:r>
-        <w:rPr>
-          <w:noProof/>
-          <w:lang w:eastAsia="es-ES"/>
-        </w:rPr>
-        <w:drawing>
-          <wp:inline distT="0" distB="0" distL="0" distR="0" wp14:anchorId="4F79A963" wp14:editId="09641DCD">
-            <wp:extent cx="4274147" cy="3194050"/>
+          <wp:inline distT="0" distB="0" distL="0" distR="0" wp14:anchorId="7F328FF6" wp14:editId="0C131F9A">
+            <wp:extent cx="5400040" cy="3822700"/>
             <wp:effectExtent l="0" t="0" r="0" b="6350"/>
-            <wp:docPr id="10" name="Imagen 10"/>
+            <wp:docPr id="1" name="Imagen 1"/>
             <wp:cNvGraphicFramePr>
               <a:graphicFrameLocks xmlns:a="http://schemas.openxmlformats.org/drawingml/2006/main" noChangeAspect="1"/>
             </wp:cNvGraphicFramePr>
@@ -1636,7 +1228,7 @@
                     <pic:cNvPicPr/>
                   </pic:nvPicPr>
                   <pic:blipFill>
-                    <a:blip r:embed="rId8"/>
+                    <a:blip r:embed="rId6"/>
                     <a:stretch>
                       <a:fillRect/>
                     </a:stretch>
@@ -1644,7 +1236,7 @@
                   <pic:spPr>
                     <a:xfrm>
                       <a:off x="0" y="0"/>
-                      <a:ext cx="4280255" cy="3198614"/>
+                      <a:ext cx="5400040" cy="3822700"/>
                     </a:xfrm>
                     <a:prstGeom prst="rect">
                       <a:avLst/>
@@ -1658,1094 +1250,9 @@
       </w:r>
     </w:p>
     <w:p>
-      <w:pPr>
-        <w:jc w:val="center"/>
-      </w:pPr>
-      <w:r>
-        <w:rPr>
-          <w:noProof/>
-          <w:lang w:eastAsia="es-ES"/>
-        </w:rPr>
-        <mc:AlternateContent>
-          <mc:Choice Requires="wps">
-            <w:drawing>
-              <wp:anchor distT="0" distB="0" distL="114300" distR="114300" simplePos="0" relativeHeight="251671552" behindDoc="0" locked="0" layoutInCell="1" allowOverlap="1" wp14:anchorId="60D7E4FD" wp14:editId="55789B7F">
-                <wp:simplePos x="0" y="0"/>
-                <wp:positionH relativeFrom="column">
-                  <wp:posOffset>1719580</wp:posOffset>
-                </wp:positionH>
-                <wp:positionV relativeFrom="paragraph">
-                  <wp:posOffset>1146175</wp:posOffset>
-                </wp:positionV>
-                <wp:extent cx="2626157" cy="95097"/>
-                <wp:effectExtent l="0" t="0" r="22225" b="19685"/>
-                <wp:wrapNone/>
-                <wp:docPr id="8" name="Rectángulo 8"/>
-                <wp:cNvGraphicFramePr/>
-                <a:graphic xmlns:a="http://schemas.openxmlformats.org/drawingml/2006/main">
-                  <a:graphicData uri="http://schemas.microsoft.com/office/word/2010/wordprocessingShape">
-                    <wps:wsp>
-                      <wps:cNvSpPr/>
-                      <wps:spPr>
-                        <a:xfrm>
-                          <a:off x="0" y="0"/>
-                          <a:ext cx="2626157" cy="95097"/>
-                        </a:xfrm>
-                        <a:prstGeom prst="rect">
-                          <a:avLst/>
-                        </a:prstGeom>
-                        <a:noFill/>
-                        <a:ln>
-                          <a:solidFill>
-                            <a:srgbClr val="FF0000"/>
-                          </a:solidFill>
-                        </a:ln>
-                      </wps:spPr>
-                      <wps:style>
-                        <a:lnRef idx="2">
-                          <a:schemeClr val="accent1">
-                            <a:shade val="50000"/>
-                          </a:schemeClr>
-                        </a:lnRef>
-                        <a:fillRef idx="1">
-                          <a:schemeClr val="accent1"/>
-                        </a:fillRef>
-                        <a:effectRef idx="0">
-                          <a:schemeClr val="accent1"/>
-                        </a:effectRef>
-                        <a:fontRef idx="minor">
-                          <a:schemeClr val="lt1"/>
-                        </a:fontRef>
-                      </wps:style>
-                      <wps:bodyPr rot="0" spcFirstLastPara="0" vertOverflow="overflow" horzOverflow="overflow" vert="horz" wrap="square" lIns="91440" tIns="45720" rIns="91440" bIns="45720" numCol="1" spcCol="0" rtlCol="0" fromWordArt="0" anchor="ctr" anchorCtr="0" forceAA="0" compatLnSpc="1">
-                        <a:prstTxWarp prst="textNoShape">
-                          <a:avLst/>
-                        </a:prstTxWarp>
-                        <a:noAutofit/>
-                      </wps:bodyPr>
-                    </wps:wsp>
-                  </a:graphicData>
-                </a:graphic>
-                <wp14:sizeRelH relativeFrom="margin">
-                  <wp14:pctWidth>0</wp14:pctWidth>
-                </wp14:sizeRelH>
-                <wp14:sizeRelV relativeFrom="margin">
-                  <wp14:pctHeight>0</wp14:pctHeight>
-                </wp14:sizeRelV>
-              </wp:anchor>
-            </w:drawing>
-          </mc:Choice>
-          <mc:Fallback>
-            <w:pict>
-              <v:rect w14:anchorId="59C0644C" id="Rectángulo 8" o:spid="_x0000_s1026" style="position:absolute;margin-left:135.4pt;margin-top:90.25pt;width:206.8pt;height:7.5pt;z-index:251671552;visibility:visible;mso-wrap-style:square;mso-width-percent:0;mso-height-percent:0;mso-wrap-distance-left:9pt;mso-wrap-distance-top:0;mso-wrap-distance-right:9pt;mso-wrap-distance-bottom:0;mso-position-horizontal:absolute;mso-position-horizontal-relative:text;mso-position-vertical:absolute;mso-position-vertical-relative:text;mso-width-percent:0;mso-height-percent:0;mso-width-relative:margin;mso-height-relative:margin;v-text-anchor:middle" o:gfxdata="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" filled="f" strokecolor="red" strokeweight="1pt"/>
-            </w:pict>
-          </mc:Fallback>
-        </mc:AlternateContent>
-      </w:r>
-      <w:r>
-        <w:rPr>
-          <w:noProof/>
-          <w:lang w:eastAsia="es-ES"/>
-        </w:rPr>
-        <mc:AlternateContent>
-          <mc:Choice Requires="wps">
-            <w:drawing>
-              <wp:anchor distT="0" distB="0" distL="114300" distR="114300" simplePos="0" relativeHeight="251669504" behindDoc="0" locked="0" layoutInCell="1" allowOverlap="1" wp14:anchorId="0EF22BF5" wp14:editId="7B8D2127">
-                <wp:simplePos x="0" y="0"/>
-                <wp:positionH relativeFrom="column">
-                  <wp:posOffset>1521460</wp:posOffset>
-                </wp:positionH>
-                <wp:positionV relativeFrom="paragraph">
-                  <wp:posOffset>685800</wp:posOffset>
-                </wp:positionV>
-                <wp:extent cx="724205" cy="138989"/>
-                <wp:effectExtent l="0" t="0" r="19050" b="13970"/>
-                <wp:wrapNone/>
-                <wp:docPr id="7" name="Rectángulo 7"/>
-                <wp:cNvGraphicFramePr/>
-                <a:graphic xmlns:a="http://schemas.openxmlformats.org/drawingml/2006/main">
-                  <a:graphicData uri="http://schemas.microsoft.com/office/word/2010/wordprocessingShape">
-                    <wps:wsp>
-                      <wps:cNvSpPr/>
-                      <wps:spPr>
-                        <a:xfrm>
-                          <a:off x="0" y="0"/>
-                          <a:ext cx="724205" cy="138989"/>
-                        </a:xfrm>
-                        <a:prstGeom prst="rect">
-                          <a:avLst/>
-                        </a:prstGeom>
-                        <a:noFill/>
-                        <a:ln>
-                          <a:solidFill>
-                            <a:srgbClr val="FF0000"/>
-                          </a:solidFill>
-                        </a:ln>
-                      </wps:spPr>
-                      <wps:style>
-                        <a:lnRef idx="2">
-                          <a:schemeClr val="accent1">
-                            <a:shade val="50000"/>
-                          </a:schemeClr>
-                        </a:lnRef>
-                        <a:fillRef idx="1">
-                          <a:schemeClr val="accent1"/>
-                        </a:fillRef>
-                        <a:effectRef idx="0">
-                          <a:schemeClr val="accent1"/>
-                        </a:effectRef>
-                        <a:fontRef idx="minor">
-                          <a:schemeClr val="lt1"/>
-                        </a:fontRef>
-                      </wps:style>
-                      <wps:bodyPr rot="0" spcFirstLastPara="0" vertOverflow="overflow" horzOverflow="overflow" vert="horz" wrap="square" lIns="91440" tIns="45720" rIns="91440" bIns="45720" numCol="1" spcCol="0" rtlCol="0" fromWordArt="0" anchor="ctr" anchorCtr="0" forceAA="0" compatLnSpc="1">
-                        <a:prstTxWarp prst="textNoShape">
-                          <a:avLst/>
-                        </a:prstTxWarp>
-                        <a:noAutofit/>
-                      </wps:bodyPr>
-                    </wps:wsp>
-                  </a:graphicData>
-                </a:graphic>
-                <wp14:sizeRelH relativeFrom="margin">
-                  <wp14:pctWidth>0</wp14:pctWidth>
-                </wp14:sizeRelH>
-                <wp14:sizeRelV relativeFrom="margin">
-                  <wp14:pctHeight>0</wp14:pctHeight>
-                </wp14:sizeRelV>
-              </wp:anchor>
-            </w:drawing>
-          </mc:Choice>
-          <mc:Fallback>
-            <w:pict>
-              <v:rect w14:anchorId="135F31A3" id="Rectángulo 7" o:spid="_x0000_s1026" style="position:absolute;margin-left:119.8pt;margin-top:54pt;width:57pt;height:10.95pt;z-index:251669504;visibility:visible;mso-wrap-style:square;mso-width-percent:0;mso-height-percent:0;mso-wrap-distance-left:9pt;mso-wrap-distance-top:0;mso-wrap-distance-right:9pt;mso-wrap-distance-bottom:0;mso-position-horizontal:absolute;mso-position-horizontal-relative:text;mso-position-vertical:absolute;mso-position-vertical-relative:text;mso-width-percent:0;mso-height-percent:0;mso-width-relative:margin;mso-height-relative:margin;v-text-anchor:middle" o:gfxdata="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" filled="f" strokecolor="red" strokeweight="1pt"/>
-            </w:pict>
-          </mc:Fallback>
-        </mc:AlternateContent>
-      </w:r>
-      <w:r>
-        <w:rPr>
-          <w:noProof/>
-          <w:lang w:eastAsia="es-ES"/>
-        </w:rPr>
-        <w:drawing>
-          <wp:inline distT="0" distB="0" distL="0" distR="0" wp14:anchorId="703DDC7C" wp14:editId="1040830D">
-            <wp:extent cx="4349750" cy="3232134"/>
-            <wp:effectExtent l="0" t="0" r="0" b="6985"/>
-            <wp:docPr id="11" name="Imagen 11"/>
-            <wp:cNvGraphicFramePr>
-              <a:graphicFrameLocks xmlns:a="http://schemas.openxmlformats.org/drawingml/2006/main" noChangeAspect="1"/>
-            </wp:cNvGraphicFramePr>
-            <a:graphic xmlns:a="http://schemas.openxmlformats.org/drawingml/2006/main">
-              <a:graphicData uri="http://schemas.openxmlformats.org/drawingml/2006/picture">
-                <pic:pic xmlns:pic="http://schemas.openxmlformats.org/drawingml/2006/picture">
-                  <pic:nvPicPr>
-                    <pic:cNvPr id="1" name=""/>
-                    <pic:cNvPicPr/>
-                  </pic:nvPicPr>
-                  <pic:blipFill>
-                    <a:blip r:embed="rId9"/>
-                    <a:stretch>
-                      <a:fillRect/>
-                    </a:stretch>
-                  </pic:blipFill>
-                  <pic:spPr>
-                    <a:xfrm>
-                      <a:off x="0" y="0"/>
-                      <a:ext cx="4362279" cy="3241444"/>
-                    </a:xfrm>
-                    <a:prstGeom prst="rect">
-                      <a:avLst/>
-                    </a:prstGeom>
-                  </pic:spPr>
-                </pic:pic>
-              </a:graphicData>
-            </a:graphic>
-          </wp:inline>
-        </w:drawing>
-      </w:r>
+      <w:bookmarkStart w:id="0" w:name="_GoBack"/>
+      <w:bookmarkEnd w:id="0"/>
     </w:p>
-    <w:p>
-      <w:r>
-        <w:br w:type="page"/>
-      </w:r>
-    </w:p>
-    <w:p>
-      <w:pPr>
-        <w:jc w:val="center"/>
-      </w:pPr>
-    </w:p>
-    <w:p>
-      <w:pPr>
-        <w:rPr>
-          <w:noProof/>
-          <w:lang w:eastAsia="es-ES"/>
-        </w:rPr>
-      </w:pPr>
-      <w:r>
-        <w:t>Hacemos la instalación siguiente</w:t>
-      </w:r>
-      <w:r>
-        <w:t xml:space="preserve"> de </w:t>
-      </w:r>
-      <w:proofErr w:type="spellStart"/>
-      <w:r>
-        <w:t>Joomla</w:t>
-      </w:r>
-      <w:proofErr w:type="spellEnd"/>
-      <w:r>
-        <w:t>:</w:t>
-      </w:r>
-      <w:r>
-        <w:t xml:space="preserve"> </w:t>
-      </w:r>
-    </w:p>
-    <w:p>
-      <w:r>
-        <w:rPr>
-          <w:noProof/>
-          <w:lang w:eastAsia="es-ES"/>
-        </w:rPr>
-        <w:drawing>
-          <wp:inline distT="0" distB="0" distL="0" distR="0" wp14:anchorId="15F042E5" wp14:editId="3D43155F">
-            <wp:extent cx="5400040" cy="4014470"/>
-            <wp:effectExtent l="0" t="0" r="0" b="5080"/>
-            <wp:docPr id="12" name="Imagen 12"/>
-            <wp:cNvGraphicFramePr>
-              <a:graphicFrameLocks xmlns:a="http://schemas.openxmlformats.org/drawingml/2006/main" noChangeAspect="1"/>
-            </wp:cNvGraphicFramePr>
-            <a:graphic xmlns:a="http://schemas.openxmlformats.org/drawingml/2006/main">
-              <a:graphicData uri="http://schemas.openxmlformats.org/drawingml/2006/picture">
-                <pic:pic xmlns:pic="http://schemas.openxmlformats.org/drawingml/2006/picture">
-                  <pic:nvPicPr>
-                    <pic:cNvPr id="1" name=""/>
-                    <pic:cNvPicPr/>
-                  </pic:nvPicPr>
-                  <pic:blipFill>
-                    <a:blip r:embed="rId10"/>
-                    <a:stretch>
-                      <a:fillRect/>
-                    </a:stretch>
-                  </pic:blipFill>
-                  <pic:spPr>
-                    <a:xfrm>
-                      <a:off x="0" y="0"/>
-                      <a:ext cx="5400040" cy="4014470"/>
-                    </a:xfrm>
-                    <a:prstGeom prst="rect">
-                      <a:avLst/>
-                    </a:prstGeom>
-                  </pic:spPr>
-                </pic:pic>
-              </a:graphicData>
-            </a:graphic>
-          </wp:inline>
-        </w:drawing>
-      </w:r>
-    </w:p>
-    <w:p>
-      <w:r>
-        <w:t>Después</w:t>
-      </w:r>
-      <w:r>
-        <w:t xml:space="preserve"> de pasar la instalación accedemos a la </w:t>
-      </w:r>
-      <w:proofErr w:type="spellStart"/>
-      <w:r>
-        <w:t>pagina</w:t>
-      </w:r>
-      <w:proofErr w:type="spellEnd"/>
-      <w:r>
-        <w:t xml:space="preserve"> de administrador con la URL </w:t>
-      </w:r>
-      <w:hyperlink r:id="rId11" w:history="1">
-        <w:r>
-          <w:rPr>
-            <w:rStyle w:val="Hipervnculo"/>
-          </w:rPr>
-          <w:t>http://localhost/administrator</w:t>
-        </w:r>
-      </w:hyperlink>
-    </w:p>
-    <w:p>
-      <w:r>
-        <w:rPr>
-          <w:noProof/>
-          <w:lang w:eastAsia="es-ES"/>
-        </w:rPr>
-        <w:drawing>
-          <wp:anchor distT="0" distB="0" distL="114300" distR="114300" simplePos="0" relativeHeight="251672576" behindDoc="0" locked="0" layoutInCell="1" allowOverlap="1" wp14:anchorId="5197B09B" wp14:editId="435F1502">
-            <wp:simplePos x="0" y="0"/>
-            <wp:positionH relativeFrom="column">
-              <wp:posOffset>-635</wp:posOffset>
-            </wp:positionH>
-            <wp:positionV relativeFrom="paragraph">
-              <wp:posOffset>1270</wp:posOffset>
-            </wp:positionV>
-            <wp:extent cx="3764512" cy="2819400"/>
-            <wp:effectExtent l="0" t="0" r="7620" b="0"/>
-            <wp:wrapSquare wrapText="bothSides"/>
-            <wp:docPr id="4" name="Imagen 4"/>
-            <wp:cNvGraphicFramePr>
-              <a:graphicFrameLocks xmlns:a="http://schemas.openxmlformats.org/drawingml/2006/main" noChangeAspect="1"/>
-            </wp:cNvGraphicFramePr>
-            <a:graphic xmlns:a="http://schemas.openxmlformats.org/drawingml/2006/main">
-              <a:graphicData uri="http://schemas.openxmlformats.org/drawingml/2006/picture">
-                <pic:pic xmlns:pic="http://schemas.openxmlformats.org/drawingml/2006/picture">
-                  <pic:nvPicPr>
-                    <pic:cNvPr id="1" name=""/>
-                    <pic:cNvPicPr/>
-                  </pic:nvPicPr>
-                  <pic:blipFill>
-                    <a:blip r:embed="rId12" cstate="print">
-                      <a:extLst>
-                        <a:ext uri="{28A0092B-C50C-407E-A947-70E740481C1C}">
-                          <a14:useLocalDpi xmlns:a14="http://schemas.microsoft.com/office/drawing/2010/main" val="0"/>
-                        </a:ext>
-                      </a:extLst>
-                    </a:blip>
-                    <a:stretch>
-                      <a:fillRect/>
-                    </a:stretch>
-                  </pic:blipFill>
-                  <pic:spPr>
-                    <a:xfrm>
-                      <a:off x="0" y="0"/>
-                      <a:ext cx="3764512" cy="2819400"/>
-                    </a:xfrm>
-                    <a:prstGeom prst="rect">
-                      <a:avLst/>
-                    </a:prstGeom>
-                  </pic:spPr>
-                </pic:pic>
-              </a:graphicData>
-            </a:graphic>
-          </wp:anchor>
-        </w:drawing>
-      </w:r>
-      <w:r>
-        <w:t xml:space="preserve">Desde aquí podemos ya empezar la creación </w:t>
-      </w:r>
-      <w:r>
-        <w:t xml:space="preserve">de nuestra </w:t>
-      </w:r>
-      <w:proofErr w:type="spellStart"/>
-      <w:r>
-        <w:t>pagina</w:t>
-      </w:r>
-      <w:proofErr w:type="spellEnd"/>
-      <w:r>
-        <w:t xml:space="preserve">. A </w:t>
-      </w:r>
-      <w:proofErr w:type="gramStart"/>
-      <w:r>
-        <w:t>continuación</w:t>
-      </w:r>
-      <w:proofErr w:type="gramEnd"/>
-      <w:r>
-        <w:t xml:space="preserve"> instalamos unos </w:t>
-      </w:r>
-      <w:proofErr w:type="spellStart"/>
-      <w:r>
-        <w:t>plugins</w:t>
-      </w:r>
-      <w:proofErr w:type="spellEnd"/>
-      <w:r>
-        <w:t xml:space="preserve"> que nos va ayudar a la creación del interface y un </w:t>
-      </w:r>
-      <w:proofErr w:type="spellStart"/>
-      <w:r>
-        <w:t>template</w:t>
-      </w:r>
-      <w:proofErr w:type="spellEnd"/>
-      <w:r>
-        <w:t xml:space="preserve"> para tener algo ya preparado.</w:t>
-      </w:r>
-    </w:p>
-    <w:p/>
-    <w:p/>
-    <w:p/>
-    <w:p/>
-    <w:p>
-      <w:r>
-        <w:rPr>
-          <w:noProof/>
-          <w:lang w:eastAsia="es-ES"/>
-        </w:rPr>
-        <w:lastRenderedPageBreak/>
-        <w:drawing>
-          <wp:anchor distT="0" distB="0" distL="114300" distR="114300" simplePos="0" relativeHeight="251674624" behindDoc="0" locked="0" layoutInCell="1" allowOverlap="1" wp14:anchorId="31B5BA61" wp14:editId="23BBEE1C">
-            <wp:simplePos x="0" y="0"/>
-            <wp:positionH relativeFrom="column">
-              <wp:posOffset>2872740</wp:posOffset>
-            </wp:positionH>
-            <wp:positionV relativeFrom="paragraph">
-              <wp:posOffset>0</wp:posOffset>
-            </wp:positionV>
-            <wp:extent cx="3028315" cy="1917700"/>
-            <wp:effectExtent l="0" t="0" r="635" b="6350"/>
-            <wp:wrapSquare wrapText="bothSides"/>
-            <wp:docPr id="9" name="Imagen 9"/>
-            <wp:cNvGraphicFramePr>
-              <a:graphicFrameLocks xmlns:a="http://schemas.openxmlformats.org/drawingml/2006/main" noChangeAspect="1"/>
-            </wp:cNvGraphicFramePr>
-            <a:graphic xmlns:a="http://schemas.openxmlformats.org/drawingml/2006/main">
-              <a:graphicData uri="http://schemas.openxmlformats.org/drawingml/2006/picture">
-                <pic:pic xmlns:pic="http://schemas.openxmlformats.org/drawingml/2006/picture">
-                  <pic:nvPicPr>
-                    <pic:cNvPr id="1" name=""/>
-                    <pic:cNvPicPr/>
-                  </pic:nvPicPr>
-                  <pic:blipFill>
-                    <a:blip r:embed="rId13" cstate="print">
-                      <a:extLst>
-                        <a:ext uri="{28A0092B-C50C-407E-A947-70E740481C1C}">
-                          <a14:useLocalDpi xmlns:a14="http://schemas.microsoft.com/office/drawing/2010/main" val="0"/>
-                        </a:ext>
-                      </a:extLst>
-                    </a:blip>
-                    <a:stretch>
-                      <a:fillRect/>
-                    </a:stretch>
-                  </pic:blipFill>
-                  <pic:spPr>
-                    <a:xfrm>
-                      <a:off x="0" y="0"/>
-                      <a:ext cx="3028315" cy="1917700"/>
-                    </a:xfrm>
-                    <a:prstGeom prst="rect">
-                      <a:avLst/>
-                    </a:prstGeom>
-                  </pic:spPr>
-                </pic:pic>
-              </a:graphicData>
-            </a:graphic>
-            <wp14:sizeRelH relativeFrom="margin">
-              <wp14:pctWidth>0</wp14:pctWidth>
-            </wp14:sizeRelH>
-            <wp14:sizeRelV relativeFrom="margin">
-              <wp14:pctHeight>0</wp14:pctHeight>
-            </wp14:sizeRelV>
-          </wp:anchor>
-        </w:drawing>
-      </w:r>
-      <w:r>
-        <w:rPr>
-          <w:noProof/>
-          <w:lang w:eastAsia="es-ES"/>
-        </w:rPr>
-        <w:drawing>
-          <wp:anchor distT="0" distB="0" distL="114300" distR="114300" simplePos="0" relativeHeight="251673600" behindDoc="0" locked="0" layoutInCell="1" allowOverlap="1" wp14:anchorId="7BAA7DF6" wp14:editId="56AF45BF">
-            <wp:simplePos x="0" y="0"/>
-            <wp:positionH relativeFrom="column">
-              <wp:posOffset>-280035</wp:posOffset>
-            </wp:positionH>
-            <wp:positionV relativeFrom="paragraph">
-              <wp:posOffset>1905</wp:posOffset>
-            </wp:positionV>
-            <wp:extent cx="2996164" cy="1917700"/>
-            <wp:effectExtent l="0" t="0" r="0" b="6350"/>
-            <wp:wrapSquare wrapText="bothSides"/>
-            <wp:docPr id="6" name="Imagen 6"/>
-            <wp:cNvGraphicFramePr>
-              <a:graphicFrameLocks xmlns:a="http://schemas.openxmlformats.org/drawingml/2006/main" noChangeAspect="1"/>
-            </wp:cNvGraphicFramePr>
-            <a:graphic xmlns:a="http://schemas.openxmlformats.org/drawingml/2006/main">
-              <a:graphicData uri="http://schemas.openxmlformats.org/drawingml/2006/picture">
-                <pic:pic xmlns:pic="http://schemas.openxmlformats.org/drawingml/2006/picture">
-                  <pic:nvPicPr>
-                    <pic:cNvPr id="1" name=""/>
-                    <pic:cNvPicPr/>
-                  </pic:nvPicPr>
-                  <pic:blipFill>
-                    <a:blip r:embed="rId14" cstate="print">
-                      <a:extLst>
-                        <a:ext uri="{28A0092B-C50C-407E-A947-70E740481C1C}">
-                          <a14:useLocalDpi xmlns:a14="http://schemas.microsoft.com/office/drawing/2010/main" val="0"/>
-                        </a:ext>
-                      </a:extLst>
-                    </a:blip>
-                    <a:stretch>
-                      <a:fillRect/>
-                    </a:stretch>
-                  </pic:blipFill>
-                  <pic:spPr>
-                    <a:xfrm>
-                      <a:off x="0" y="0"/>
-                      <a:ext cx="2996164" cy="1917700"/>
-                    </a:xfrm>
-                    <a:prstGeom prst="rect">
-                      <a:avLst/>
-                    </a:prstGeom>
-                  </pic:spPr>
-                </pic:pic>
-              </a:graphicData>
-            </a:graphic>
-          </wp:anchor>
-        </w:drawing>
-      </w:r>
-    </w:p>
-    <w:p>
-      <w:r>
-        <w:rPr>
-          <w:noProof/>
-          <w:lang w:eastAsia="es-ES"/>
-        </w:rPr>
-        <w:drawing>
-          <wp:anchor distT="0" distB="0" distL="114300" distR="114300" simplePos="0" relativeHeight="251675648" behindDoc="0" locked="0" layoutInCell="1" allowOverlap="1" wp14:anchorId="1D138223" wp14:editId="107432B6">
-            <wp:simplePos x="0" y="0"/>
-            <wp:positionH relativeFrom="column">
-              <wp:posOffset>-635</wp:posOffset>
-            </wp:positionH>
-            <wp:positionV relativeFrom="paragraph">
-              <wp:posOffset>1905</wp:posOffset>
-            </wp:positionV>
-            <wp:extent cx="1924050" cy="347538"/>
-            <wp:effectExtent l="0" t="0" r="0" b="0"/>
-            <wp:wrapSquare wrapText="bothSides"/>
-            <wp:docPr id="13" name="Imagen 13"/>
-            <wp:cNvGraphicFramePr>
-              <a:graphicFrameLocks xmlns:a="http://schemas.openxmlformats.org/drawingml/2006/main" noChangeAspect="1"/>
-            </wp:cNvGraphicFramePr>
-            <a:graphic xmlns:a="http://schemas.openxmlformats.org/drawingml/2006/main">
-              <a:graphicData uri="http://schemas.openxmlformats.org/drawingml/2006/picture">
-                <pic:pic xmlns:pic="http://schemas.openxmlformats.org/drawingml/2006/picture">
-                  <pic:nvPicPr>
-                    <pic:cNvPr id="1" name=""/>
-                    <pic:cNvPicPr/>
-                  </pic:nvPicPr>
-                  <pic:blipFill>
-                    <a:blip r:embed="rId15">
-                      <a:extLst>
-                        <a:ext uri="{28A0092B-C50C-407E-A947-70E740481C1C}">
-                          <a14:useLocalDpi xmlns:a14="http://schemas.microsoft.com/office/drawing/2010/main" val="0"/>
-                        </a:ext>
-                      </a:extLst>
-                    </a:blip>
-                    <a:stretch>
-                      <a:fillRect/>
-                    </a:stretch>
-                  </pic:blipFill>
-                  <pic:spPr>
-                    <a:xfrm>
-                      <a:off x="0" y="0"/>
-                      <a:ext cx="1924050" cy="347538"/>
-                    </a:xfrm>
-                    <a:prstGeom prst="rect">
-                      <a:avLst/>
-                    </a:prstGeom>
-                  </pic:spPr>
-                </pic:pic>
-              </a:graphicData>
-            </a:graphic>
-          </wp:anchor>
-        </w:drawing>
-      </w:r>
-      <w:r>
-        <w:t>Instalamos estos tres archivos.</w:t>
-      </w:r>
-    </w:p>
-    <w:p/>
-    <w:p>
-      <w:r>
-        <w:t>Para instalar accedemos a desde panel izquierda “</w:t>
-      </w:r>
-      <w:proofErr w:type="spellStart"/>
-      <w:r>
-        <w:t>System</w:t>
-      </w:r>
-      <w:proofErr w:type="spellEnd"/>
-      <w:r>
-        <w:t xml:space="preserve"> </w:t>
-      </w:r>
-      <w:r>
-        <w:rPr>
-          <w:rFonts w:ascii="Arial" w:hAnsi="Arial" w:cs="Arial"/>
-          <w:color w:val="000000" w:themeColor="text1"/>
-          <w:sz w:val="30"/>
-          <w:szCs w:val="30"/>
-        </w:rPr>
-        <w:t>→</w:t>
-      </w:r>
-      <w:r>
-        <w:t xml:space="preserve"> </w:t>
-      </w:r>
-      <w:proofErr w:type="spellStart"/>
-      <w:r>
-        <w:t>Install</w:t>
-      </w:r>
-      <w:proofErr w:type="spellEnd"/>
-      <w:r>
-        <w:t xml:space="preserve"> </w:t>
-      </w:r>
-      <w:r>
-        <w:rPr>
-          <w:rFonts w:ascii="Arial" w:hAnsi="Arial" w:cs="Arial"/>
-          <w:color w:val="000000" w:themeColor="text1"/>
-          <w:sz w:val="30"/>
-          <w:szCs w:val="30"/>
-        </w:rPr>
-        <w:t>→</w:t>
-      </w:r>
-      <w:r>
-        <w:rPr>
-          <w:rFonts w:ascii="Arial" w:hAnsi="Arial" w:cs="Arial"/>
-          <w:color w:val="000000" w:themeColor="text1"/>
-          <w:sz w:val="30"/>
-          <w:szCs w:val="30"/>
-        </w:rPr>
-        <w:t xml:space="preserve"> </w:t>
-      </w:r>
-      <w:proofErr w:type="spellStart"/>
-      <w:r>
-        <w:t>Extensions</w:t>
-      </w:r>
-      <w:proofErr w:type="spellEnd"/>
-      <w:r>
-        <w:t xml:space="preserve">” ahí metemos los archivos, y hacemos el </w:t>
-      </w:r>
-      <w:proofErr w:type="spellStart"/>
-      <w:r>
-        <w:t>template</w:t>
-      </w:r>
-      <w:proofErr w:type="spellEnd"/>
-      <w:r>
-        <w:t xml:space="preserve"> que lo hemos descargado como predeterminado.</w:t>
-      </w:r>
-    </w:p>
-    <w:p>
-      <w:r>
-        <w:rPr>
-          <w:noProof/>
-          <w:lang w:eastAsia="es-ES"/>
-        </w:rPr>
-        <w:drawing>
-          <wp:anchor distT="0" distB="0" distL="114300" distR="114300" simplePos="0" relativeHeight="251677696" behindDoc="0" locked="0" layoutInCell="1" allowOverlap="1" wp14:anchorId="54CA3A38" wp14:editId="6D2868D5">
-            <wp:simplePos x="0" y="0"/>
-            <wp:positionH relativeFrom="column">
-              <wp:posOffset>2933065</wp:posOffset>
-            </wp:positionH>
-            <wp:positionV relativeFrom="paragraph">
-              <wp:posOffset>608330</wp:posOffset>
-            </wp:positionV>
-            <wp:extent cx="2794000" cy="2085972"/>
-            <wp:effectExtent l="0" t="0" r="6350" b="0"/>
-            <wp:wrapSquare wrapText="bothSides"/>
-            <wp:docPr id="16" name="Imagen 16"/>
-            <wp:cNvGraphicFramePr>
-              <a:graphicFrameLocks xmlns:a="http://schemas.openxmlformats.org/drawingml/2006/main" noChangeAspect="1"/>
-            </wp:cNvGraphicFramePr>
-            <a:graphic xmlns:a="http://schemas.openxmlformats.org/drawingml/2006/main">
-              <a:graphicData uri="http://schemas.openxmlformats.org/drawingml/2006/picture">
-                <pic:pic xmlns:pic="http://schemas.openxmlformats.org/drawingml/2006/picture">
-                  <pic:nvPicPr>
-                    <pic:cNvPr id="1" name=""/>
-                    <pic:cNvPicPr/>
-                  </pic:nvPicPr>
-                  <pic:blipFill>
-                    <a:blip r:embed="rId16" cstate="print">
-                      <a:extLst>
-                        <a:ext uri="{28A0092B-C50C-407E-A947-70E740481C1C}">
-                          <a14:useLocalDpi xmlns:a14="http://schemas.microsoft.com/office/drawing/2010/main" val="0"/>
-                        </a:ext>
-                      </a:extLst>
-                    </a:blip>
-                    <a:stretch>
-                      <a:fillRect/>
-                    </a:stretch>
-                  </pic:blipFill>
-                  <pic:spPr>
-                    <a:xfrm>
-                      <a:off x="0" y="0"/>
-                      <a:ext cx="2794000" cy="2085972"/>
-                    </a:xfrm>
-                    <a:prstGeom prst="rect">
-                      <a:avLst/>
-                    </a:prstGeom>
-                  </pic:spPr>
-                </pic:pic>
-              </a:graphicData>
-            </a:graphic>
-          </wp:anchor>
-        </w:drawing>
-      </w:r>
-      <w:r>
-        <w:rPr>
-          <w:noProof/>
-          <w:lang w:eastAsia="es-ES"/>
-        </w:rPr>
-        <w:drawing>
-          <wp:anchor distT="0" distB="0" distL="114300" distR="114300" simplePos="0" relativeHeight="251676672" behindDoc="0" locked="0" layoutInCell="1" allowOverlap="1" wp14:anchorId="424AA233" wp14:editId="443D4AE1">
-            <wp:simplePos x="0" y="0"/>
-            <wp:positionH relativeFrom="margin">
-              <wp:posOffset>-635</wp:posOffset>
-            </wp:positionH>
-            <wp:positionV relativeFrom="paragraph">
-              <wp:posOffset>572770</wp:posOffset>
-            </wp:positionV>
-            <wp:extent cx="2834005" cy="2120900"/>
-            <wp:effectExtent l="0" t="0" r="4445" b="0"/>
-            <wp:wrapSquare wrapText="bothSides"/>
-            <wp:docPr id="15" name="Imagen 15"/>
-            <wp:cNvGraphicFramePr>
-              <a:graphicFrameLocks xmlns:a="http://schemas.openxmlformats.org/drawingml/2006/main" noChangeAspect="1"/>
-            </wp:cNvGraphicFramePr>
-            <a:graphic xmlns:a="http://schemas.openxmlformats.org/drawingml/2006/main">
-              <a:graphicData uri="http://schemas.openxmlformats.org/drawingml/2006/picture">
-                <pic:pic xmlns:pic="http://schemas.openxmlformats.org/drawingml/2006/picture">
-                  <pic:nvPicPr>
-                    <pic:cNvPr id="1" name=""/>
-                    <pic:cNvPicPr/>
-                  </pic:nvPicPr>
-                  <pic:blipFill>
-                    <a:blip r:embed="rId17" cstate="print">
-                      <a:extLst>
-                        <a:ext uri="{28A0092B-C50C-407E-A947-70E740481C1C}">
-                          <a14:useLocalDpi xmlns:a14="http://schemas.microsoft.com/office/drawing/2010/main" val="0"/>
-                        </a:ext>
-                      </a:extLst>
-                    </a:blip>
-                    <a:stretch>
-                      <a:fillRect/>
-                    </a:stretch>
-                  </pic:blipFill>
-                  <pic:spPr>
-                    <a:xfrm>
-                      <a:off x="0" y="0"/>
-                      <a:ext cx="2834005" cy="2120900"/>
-                    </a:xfrm>
-                    <a:prstGeom prst="rect">
-                      <a:avLst/>
-                    </a:prstGeom>
-                  </pic:spPr>
-                </pic:pic>
-              </a:graphicData>
-            </a:graphic>
-            <wp14:sizeRelH relativeFrom="margin">
-              <wp14:pctWidth>0</wp14:pctWidth>
-            </wp14:sizeRelH>
-            <wp14:sizeRelV relativeFrom="margin">
-              <wp14:pctHeight>0</wp14:pctHeight>
-            </wp14:sizeRelV>
-          </wp:anchor>
-        </w:drawing>
-      </w:r>
-      <w:r>
-        <w:t xml:space="preserve">Para editar la </w:t>
-      </w:r>
-      <w:proofErr w:type="spellStart"/>
-      <w:r>
-        <w:t>pagina</w:t>
-      </w:r>
-      <w:proofErr w:type="spellEnd"/>
-      <w:r>
-        <w:t xml:space="preserve"> entramos en “</w:t>
-      </w:r>
-      <w:proofErr w:type="spellStart"/>
-      <w:r>
-        <w:t>System</w:t>
-      </w:r>
-      <w:proofErr w:type="spellEnd"/>
-      <w:r>
-        <w:t xml:space="preserve"> </w:t>
-      </w:r>
-      <w:r>
-        <w:rPr>
-          <w:rFonts w:ascii="Arial" w:hAnsi="Arial" w:cs="Arial"/>
-          <w:color w:val="000000" w:themeColor="text1"/>
-          <w:sz w:val="30"/>
-          <w:szCs w:val="30"/>
-        </w:rPr>
-        <w:t>→</w:t>
-      </w:r>
-      <w:r>
-        <w:rPr>
-          <w:rFonts w:ascii="Arial" w:hAnsi="Arial" w:cs="Arial"/>
-          <w:color w:val="000000" w:themeColor="text1"/>
-          <w:sz w:val="30"/>
-          <w:szCs w:val="30"/>
-        </w:rPr>
-        <w:t xml:space="preserve"> </w:t>
-      </w:r>
-      <w:proofErr w:type="spellStart"/>
-      <w:r>
-        <w:t>Site</w:t>
-      </w:r>
-      <w:proofErr w:type="spellEnd"/>
-      <w:r>
-        <w:t xml:space="preserve"> </w:t>
-      </w:r>
-      <w:proofErr w:type="spellStart"/>
-      <w:r>
-        <w:t>Template</w:t>
-      </w:r>
-      <w:proofErr w:type="spellEnd"/>
-      <w:r>
-        <w:t xml:space="preserve"> Style </w:t>
-      </w:r>
-      <w:r>
-        <w:rPr>
-          <w:rFonts w:ascii="Arial" w:hAnsi="Arial" w:cs="Arial"/>
-          <w:color w:val="000000" w:themeColor="text1"/>
-          <w:sz w:val="30"/>
-          <w:szCs w:val="30"/>
-        </w:rPr>
-        <w:t>→</w:t>
-      </w:r>
-      <w:r>
-        <w:t xml:space="preserve"> “Seleccionar el </w:t>
-      </w:r>
-      <w:proofErr w:type="spellStart"/>
-      <w:r>
-        <w:t>template</w:t>
-      </w:r>
-      <w:proofErr w:type="spellEnd"/>
-      <w:r>
-        <w:t>”</w:t>
-      </w:r>
-      <w:r>
-        <w:rPr>
-          <w:rFonts w:ascii="Arial" w:hAnsi="Arial" w:cs="Arial"/>
-          <w:color w:val="000000" w:themeColor="text1"/>
-          <w:sz w:val="30"/>
-          <w:szCs w:val="30"/>
-        </w:rPr>
-        <w:t xml:space="preserve"> </w:t>
-      </w:r>
-      <w:r>
-        <w:rPr>
-          <w:rFonts w:ascii="Arial" w:hAnsi="Arial" w:cs="Arial"/>
-          <w:color w:val="000000" w:themeColor="text1"/>
-          <w:sz w:val="30"/>
-          <w:szCs w:val="30"/>
-        </w:rPr>
-        <w:t>→</w:t>
-      </w:r>
-      <w:r>
-        <w:t xml:space="preserve"> </w:t>
-      </w:r>
-      <w:proofErr w:type="spellStart"/>
-      <w:r>
-        <w:t>Template</w:t>
-      </w:r>
-      <w:proofErr w:type="spellEnd"/>
-      <w:r>
-        <w:t xml:space="preserve"> </w:t>
-      </w:r>
-      <w:proofErr w:type="spellStart"/>
-      <w:r>
-        <w:t>Option</w:t>
-      </w:r>
-      <w:proofErr w:type="spellEnd"/>
-      <w:r>
-        <w:t>”</w:t>
-      </w:r>
-      <w:r>
-        <w:t xml:space="preserve">, después de esto accedemos a la </w:t>
-      </w:r>
-      <w:proofErr w:type="spellStart"/>
-      <w:r>
-        <w:t>pagina</w:t>
-      </w:r>
-      <w:proofErr w:type="spellEnd"/>
-      <w:r>
-        <w:t>.</w:t>
-      </w:r>
-    </w:p>
-    <w:p/>
-    <w:p>
-      <w:r>
-        <w:drawing>
-          <wp:anchor distT="0" distB="0" distL="114300" distR="114300" simplePos="0" relativeHeight="251678720" behindDoc="0" locked="0" layoutInCell="1" allowOverlap="1" wp14:anchorId="7E6E7718" wp14:editId="6EDBE05B">
-            <wp:simplePos x="0" y="0"/>
-            <wp:positionH relativeFrom="margin">
-              <wp:align>left</wp:align>
-            </wp:positionH>
-            <wp:positionV relativeFrom="paragraph">
-              <wp:posOffset>287020</wp:posOffset>
-            </wp:positionV>
-            <wp:extent cx="2576195" cy="1144905"/>
-            <wp:effectExtent l="0" t="0" r="0" b="0"/>
-            <wp:wrapSquare wrapText="bothSides"/>
-            <wp:docPr id="14" name="Imagen 14"/>
-            <wp:cNvGraphicFramePr>
-              <a:graphicFrameLocks xmlns:a="http://schemas.openxmlformats.org/drawingml/2006/main" noChangeAspect="1"/>
-            </wp:cNvGraphicFramePr>
-            <a:graphic xmlns:a="http://schemas.openxmlformats.org/drawingml/2006/main">
-              <a:graphicData uri="http://schemas.openxmlformats.org/drawingml/2006/picture">
-                <pic:pic xmlns:pic="http://schemas.openxmlformats.org/drawingml/2006/picture">
-                  <pic:nvPicPr>
-                    <pic:cNvPr id="1" name=""/>
-                    <pic:cNvPicPr/>
-                  </pic:nvPicPr>
-                  <pic:blipFill>
-                    <a:blip r:embed="rId18" cstate="print">
-                      <a:extLst>
-                        <a:ext uri="{28A0092B-C50C-407E-A947-70E740481C1C}">
-                          <a14:useLocalDpi xmlns:a14="http://schemas.microsoft.com/office/drawing/2010/main" val="0"/>
-                        </a:ext>
-                      </a:extLst>
-                    </a:blip>
-                    <a:stretch>
-                      <a:fillRect/>
-                    </a:stretch>
-                  </pic:blipFill>
-                  <pic:spPr>
-                    <a:xfrm>
-                      <a:off x="0" y="0"/>
-                      <a:ext cx="2576195" cy="1144905"/>
-                    </a:xfrm>
-                    <a:prstGeom prst="rect">
-                      <a:avLst/>
-                    </a:prstGeom>
-                  </pic:spPr>
-                </pic:pic>
-              </a:graphicData>
-            </a:graphic>
-            <wp14:sizeRelH relativeFrom="margin">
-              <wp14:pctWidth>0</wp14:pctWidth>
-            </wp14:sizeRelH>
-            <wp14:sizeRelV relativeFrom="margin">
-              <wp14:pctHeight>0</wp14:pctHeight>
-            </wp14:sizeRelV>
-          </wp:anchor>
-        </w:drawing>
-      </w:r>
-      <w:r>
-        <w:t xml:space="preserve">Ahora se puede hacer la </w:t>
-      </w:r>
-      <w:proofErr w:type="spellStart"/>
-      <w:r>
-        <w:t>pagina</w:t>
-      </w:r>
-      <w:proofErr w:type="spellEnd"/>
-      <w:r>
-        <w:t xml:space="preserve"> añadiendo contenido y estilo.</w:t>
-      </w:r>
-    </w:p>
-    <w:p>
-      <w:r>
-        <w:t xml:space="preserve"> </w:t>
-      </w:r>
-      <w:r>
-        <w:drawing>
-          <wp:inline distT="0" distB="0" distL="0" distR="0" wp14:anchorId="043B0104" wp14:editId="66A2B6F7">
-            <wp:extent cx="2661935" cy="1176337"/>
-            <wp:effectExtent l="0" t="0" r="5080" b="5080"/>
-            <wp:docPr id="17" name="Imagen 17"/>
-            <wp:cNvGraphicFramePr>
-              <a:graphicFrameLocks xmlns:a="http://schemas.openxmlformats.org/drawingml/2006/main" noChangeAspect="1"/>
-            </wp:cNvGraphicFramePr>
-            <a:graphic xmlns:a="http://schemas.openxmlformats.org/drawingml/2006/main">
-              <a:graphicData uri="http://schemas.openxmlformats.org/drawingml/2006/picture">
-                <pic:pic xmlns:pic="http://schemas.openxmlformats.org/drawingml/2006/picture">
-                  <pic:nvPicPr>
-                    <pic:cNvPr id="1" name=""/>
-                    <pic:cNvPicPr/>
-                  </pic:nvPicPr>
-                  <pic:blipFill>
-                    <a:blip r:embed="rId19"/>
-                    <a:stretch>
-                      <a:fillRect/>
-                    </a:stretch>
-                  </pic:blipFill>
-                  <pic:spPr>
-                    <a:xfrm>
-                      <a:off x="0" y="0"/>
-                      <a:ext cx="2727620" cy="1205364"/>
-                    </a:xfrm>
-                    <a:prstGeom prst="rect">
-                      <a:avLst/>
-                    </a:prstGeom>
-                  </pic:spPr>
-                </pic:pic>
-              </a:graphicData>
-            </a:graphic>
-          </wp:inline>
-        </w:drawing>
-      </w:r>
-    </w:p>
-    <w:p>
-      <w:r>
-        <w:t xml:space="preserve">   </w:t>
-      </w:r>
-    </w:p>
-    <w:p>
-      <w:r>
-        <w:br w:type="page"/>
-      </w:r>
-    </w:p>
-    <w:p>
-      <w:pPr>
-        <w:pStyle w:val="Ttulo2"/>
-        <w:numPr>
-          <w:ilvl w:val="0"/>
-          <w:numId w:val="4"/>
-        </w:numPr>
-      </w:pPr>
-      <w:bookmarkStart w:id="3" w:name="_Toc209796406"/>
-      <w:r>
-        <w:lastRenderedPageBreak/>
-        <w:t>Investigación</w:t>
-      </w:r>
-      <w:bookmarkEnd w:id="3"/>
-      <w:r>
-        <w:t xml:space="preserve"> </w:t>
-      </w:r>
-    </w:p>
-    <w:p/>
-    <w:p>
-      <w:r>
-        <w:t>a. Un gestor de contenido necesita una base de datos porque ahí se guarda todo: textos, usuarios, imágenes y configuraciones. Sin base de datos, no podría organizar ni mostrar la información.</w:t>
-      </w:r>
-    </w:p>
-    <w:p>
-      <w:r>
-        <w:t xml:space="preserve">b. Con XAMPP también puedo crear y probar aplicaciones web en mi computadora. Por ejemplo, puedo montar una tienda en línea con </w:t>
-      </w:r>
-      <w:proofErr w:type="spellStart"/>
-      <w:r>
-        <w:t>WooCommerce</w:t>
-      </w:r>
-      <w:proofErr w:type="spellEnd"/>
-      <w:r>
-        <w:t xml:space="preserve"> sin pagar hosting antes de publicarla.</w:t>
-      </w:r>
-    </w:p>
-    <w:p>
-      <w:r>
-        <w:t xml:space="preserve">c. </w:t>
-      </w:r>
-      <w:proofErr w:type="spellStart"/>
-      <w:r>
-        <w:t>Joomla</w:t>
-      </w:r>
-      <w:proofErr w:type="spellEnd"/>
-      <w:r>
-        <w:t xml:space="preserve">, que funciona con </w:t>
-      </w:r>
-      <w:r>
-        <w:rPr>
-          <w:rStyle w:val="Textoennegrita"/>
-        </w:rPr>
-        <w:t>PHP</w:t>
-      </w:r>
-      <w:r>
-        <w:t xml:space="preserve"> y una base de datos </w:t>
-      </w:r>
-      <w:proofErr w:type="spellStart"/>
-      <w:r>
-        <w:rPr>
-          <w:rStyle w:val="Textoennegrita"/>
-        </w:rPr>
-        <w:t>MySQL</w:t>
-      </w:r>
-      <w:proofErr w:type="spellEnd"/>
-      <w:r>
-        <w:t>. El PHP procesa el contenido y se conecta con la base de datos para mostrar mis artículos, menús y configuraciones en la web.</w:t>
-      </w:r>
-    </w:p>
-    <w:p/>
     <w:p/>
     <w:sectPr>
       <w:pgSz w:w="11906" w:h="16838"/>
@@ -4307,7 +2814,7 @@
 </file>
 
 <file path=customXml/itemProps1.xml><?xml version="1.0" encoding="utf-8"?>
-<ds:datastoreItem xmlns:ds="http://schemas.openxmlformats.org/officeDocument/2006/customXml" ds:itemID="{A7E6E859-5E3E-42F0-8133-A38900AB4101}">
+<ds:datastoreItem xmlns:ds="http://schemas.openxmlformats.org/officeDocument/2006/customXml" ds:itemID="{C79F823A-46F0-4774-A0E5-AD840EF85B62}">
   <ds:schemaRefs>
     <ds:schemaRef ds:uri="http://schemas.openxmlformats.org/officeDocument/2006/bibliography"/>
   </ds:schemaRefs>

--- a/DAW2/C.NUBE/UD2/Actividad1/Actividad 1.docx
+++ b/DAW2/C.NUBE/UD2/Actividad1/Actividad 1.docx
@@ -811,6 +811,8 @@
           <w:r>
             <w:t>Contenido</w:t>
           </w:r>
+          <w:bookmarkStart w:id="0" w:name="_GoBack"/>
+          <w:bookmarkEnd w:id="0"/>
         </w:p>
         <w:p>
           <w:pPr>
@@ -834,7 +836,7 @@
           <w:r>
             <w:fldChar w:fldCharType="separate"/>
           </w:r>
-          <w:hyperlink w:anchor="_Toc209796404" w:history="1">
+          <w:hyperlink w:anchor="_Toc210157745" w:history="1">
             <w:r>
               <w:rPr>
                 <w:rStyle w:val="Hipervnculo"/>
@@ -855,7 +857,7 @@
                 <w:rStyle w:val="Hipervnculo"/>
                 <w:noProof/>
               </w:rPr>
-              <w:t>Preparación para pagina web</w:t>
+              <w:t>Crear Máquina Virtual</w:t>
             </w:r>
             <w:r>
               <w:rPr>
@@ -876,7 +878,7 @@
                 <w:noProof/>
                 <w:webHidden/>
               </w:rPr>
-              <w:instrText xml:space="preserve"> PAGEREF _Toc209796404 \h </w:instrText>
+              <w:instrText xml:space="preserve"> PAGEREF _Toc210157745 \h </w:instrText>
             </w:r>
             <w:r>
               <w:rPr>
@@ -908,181 +910,6 @@
           </w:hyperlink>
         </w:p>
         <w:p>
-          <w:pPr>
-            <w:pStyle w:val="TDC1"/>
-            <w:tabs>
-              <w:tab w:val="left" w:pos="440"/>
-              <w:tab w:val="right" w:leader="dot" w:pos="8494"/>
-            </w:tabs>
-            <w:rPr>
-              <w:rFonts w:eastAsiaTheme="minorEastAsia"/>
-              <w:noProof/>
-              <w:lang w:eastAsia="es-ES"/>
-            </w:rPr>
-          </w:pPr>
-          <w:hyperlink w:anchor="_Toc209796405" w:history="1">
-            <w:r>
-              <w:rPr>
-                <w:rStyle w:val="Hipervnculo"/>
-                <w:noProof/>
-              </w:rPr>
-              <w:t>2.</w:t>
-            </w:r>
-            <w:r>
-              <w:rPr>
-                <w:rFonts w:eastAsiaTheme="minorEastAsia"/>
-                <w:noProof/>
-                <w:lang w:eastAsia="es-ES"/>
-              </w:rPr>
-              <w:tab/>
-            </w:r>
-            <w:r>
-              <w:rPr>
-                <w:rStyle w:val="Hipervnculo"/>
-                <w:noProof/>
-              </w:rPr>
-              <w:t>Instalación Joomla</w:t>
-            </w:r>
-            <w:r>
-              <w:rPr>
-                <w:noProof/>
-                <w:webHidden/>
-              </w:rPr>
-              <w:tab/>
-            </w:r>
-            <w:r>
-              <w:rPr>
-                <w:noProof/>
-                <w:webHidden/>
-              </w:rPr>
-              <w:fldChar w:fldCharType="begin"/>
-            </w:r>
-            <w:r>
-              <w:rPr>
-                <w:noProof/>
-                <w:webHidden/>
-              </w:rPr>
-              <w:instrText xml:space="preserve"> PAGEREF _Toc209796405 \h </w:instrText>
-            </w:r>
-            <w:r>
-              <w:rPr>
-                <w:noProof/>
-                <w:webHidden/>
-              </w:rPr>
-            </w:r>
-            <w:r>
-              <w:rPr>
-                <w:noProof/>
-                <w:webHidden/>
-              </w:rPr>
-              <w:fldChar w:fldCharType="separate"/>
-            </w:r>
-            <w:r>
-              <w:rPr>
-                <w:noProof/>
-                <w:webHidden/>
-              </w:rPr>
-              <w:t>3</w:t>
-            </w:r>
-            <w:r>
-              <w:rPr>
-                <w:noProof/>
-                <w:webHidden/>
-              </w:rPr>
-              <w:fldChar w:fldCharType="end"/>
-            </w:r>
-          </w:hyperlink>
-        </w:p>
-        <w:p>
-          <w:pPr>
-            <w:pStyle w:val="TDC2"/>
-            <w:tabs>
-              <w:tab w:val="left" w:pos="660"/>
-              <w:tab w:val="right" w:leader="dot" w:pos="8494"/>
-            </w:tabs>
-            <w:ind w:left="0"/>
-            <w:rPr>
-              <w:noProof/>
-            </w:rPr>
-          </w:pPr>
-          <w:hyperlink w:anchor="_Toc209796406" w:history="1">
-            <w:r>
-              <w:rPr>
-                <w:rStyle w:val="Hipervnculo"/>
-                <w:noProof/>
-              </w:rPr>
-              <w:t>3.</w:t>
-            </w:r>
-            <w:r>
-              <w:rPr>
-                <w:noProof/>
-              </w:rPr>
-              <w:t xml:space="preserve"> </w:t>
-            </w:r>
-            <w:r>
-              <w:rPr>
-                <w:noProof/>
-              </w:rPr>
-              <w:tab/>
-            </w:r>
-            <w:r>
-              <w:rPr>
-                <w:rStyle w:val="Hipervnculo"/>
-                <w:noProof/>
-              </w:rPr>
-              <w:t>Investigación</w:t>
-            </w:r>
-            <w:r>
-              <w:rPr>
-                <w:noProof/>
-                <w:webHidden/>
-              </w:rPr>
-              <w:tab/>
-            </w:r>
-            <w:r>
-              <w:rPr>
-                <w:noProof/>
-                <w:webHidden/>
-              </w:rPr>
-              <w:fldChar w:fldCharType="begin"/>
-            </w:r>
-            <w:r>
-              <w:rPr>
-                <w:noProof/>
-                <w:webHidden/>
-              </w:rPr>
-              <w:instrText xml:space="preserve"> PAGEREF _Toc209796406 \h </w:instrText>
-            </w:r>
-            <w:r>
-              <w:rPr>
-                <w:noProof/>
-                <w:webHidden/>
-              </w:rPr>
-            </w:r>
-            <w:r>
-              <w:rPr>
-                <w:noProof/>
-                <w:webHidden/>
-              </w:rPr>
-              <w:fldChar w:fldCharType="separate"/>
-            </w:r>
-            <w:r>
-              <w:rPr>
-                <w:noProof/>
-                <w:webHidden/>
-              </w:rPr>
-              <w:t>6</w:t>
-            </w:r>
-            <w:r>
-              <w:rPr>
-                <w:noProof/>
-                <w:webHidden/>
-              </w:rPr>
-              <w:fldChar w:fldCharType="end"/>
-            </w:r>
-          </w:hyperlink>
-        </w:p>
-        <w:p>
           <w:r>
             <w:rPr>
               <w:b/>
@@ -1117,10 +944,12 @@
           <w:numId w:val="4"/>
         </w:numPr>
       </w:pPr>
+      <w:bookmarkStart w:id="1" w:name="_Toc210157745"/>
       <w:r>
         <w:lastRenderedPageBreak/>
         <w:t>Crear Máquina Virtual</w:t>
       </w:r>
+      <w:bookmarkEnd w:id="1"/>
     </w:p>
     <w:p>
       <w:r>
@@ -1212,6 +1041,10 @@
         </mc:AlternateContent>
       </w:r>
       <w:r>
+        <w:rPr>
+          <w:noProof/>
+          <w:lang w:eastAsia="es-ES"/>
+        </w:rPr>
         <w:drawing>
           <wp:inline distT="0" distB="0" distL="0" distR="0" wp14:anchorId="7F328FF6" wp14:editId="0C131F9A">
             <wp:extent cx="5400040" cy="3822700"/>
@@ -1249,10 +1082,7 @@
         </w:drawing>
       </w:r>
     </w:p>
-    <w:p>
-      <w:bookmarkStart w:id="0" w:name="_GoBack"/>
-      <w:bookmarkEnd w:id="0"/>
-    </w:p>
+    <w:p/>
     <w:p/>
     <w:sectPr>
       <w:pgSz w:w="11906" w:h="16838"/>
@@ -2814,7 +2644,7 @@
 </file>
 
 <file path=customXml/itemProps1.xml><?xml version="1.0" encoding="utf-8"?>
-<ds:datastoreItem xmlns:ds="http://schemas.openxmlformats.org/officeDocument/2006/customXml" ds:itemID="{C79F823A-46F0-4774-A0E5-AD840EF85B62}">
+<ds:datastoreItem xmlns:ds="http://schemas.openxmlformats.org/officeDocument/2006/customXml" ds:itemID="{70C6463C-1726-4B91-991A-2D66873DFA4E}">
   <ds:schemaRefs>
     <ds:schemaRef ds:uri="http://schemas.openxmlformats.org/officeDocument/2006/bibliography"/>
   </ds:schemaRefs>

--- a/DAW2/C.NUBE/UD2/Actividad1/Actividad 1.docx
+++ b/DAW2/C.NUBE/UD2/Actividad1/Actividad 1.docx
@@ -670,10 +670,6 @@
               </mc:Choice>
               <mc:Fallback>
                 <w:pict>
-                  <v:shapetype id="_x0000_t202" coordsize="21600,21600" o:spt="202" path="m,l,21600r21600,l21600,xe">
-                    <v:stroke joinstyle="miter"/>
-                    <v:path gradientshapeok="t" o:connecttype="rect"/>
-                  </v:shapetype>
                   <v:shape id="Cuadro de texto 470" o:spid="_x0000_s1028" type="#_x0000_t202" style="position:absolute;margin-left:0;margin-top:0;width:220.3pt;height:194.9pt;z-index:251661312;visibility:visible;mso-wrap-style:square;mso-width-percent:360;mso-height-percent:280;mso-left-percent:455;mso-top-percent:350;mso-wrap-distance-left:9pt;mso-wrap-distance-top:0;mso-wrap-distance-right:9pt;mso-wrap-distance-bottom:0;mso-position-horizontal-relative:page;mso-position-vertical-relative:page;mso-width-percent:360;mso-height-percent:280;mso-left-percent:455;mso-top-percent:350;mso-width-relative:page;mso-height-relative:page;v-text-anchor:top" o:gfxdata="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" filled="f" stroked="f" strokeweight=".5pt">
                     <v:textbox style="mso-fit-shape-to-text:t">
                       <w:txbxContent>
@@ -811,8 +807,6 @@
           <w:r>
             <w:t>Contenido</w:t>
           </w:r>
-          <w:bookmarkStart w:id="0" w:name="_GoBack"/>
-          <w:bookmarkEnd w:id="0"/>
         </w:p>
         <w:p>
           <w:pPr>
@@ -836,13 +830,146 @@
           <w:r>
             <w:fldChar w:fldCharType="separate"/>
           </w:r>
-          <w:hyperlink w:anchor="_Toc210157745" w:history="1">
+          <w:bookmarkStart w:id="0" w:name="_GoBack"/>
+          <w:bookmarkEnd w:id="0"/>
+          <w:r>
+            <w:rPr>
+              <w:rStyle w:val="Hipervnculo"/>
+              <w:noProof/>
+            </w:rPr>
+            <w:fldChar w:fldCharType="begin"/>
+          </w:r>
+          <w:r>
+            <w:rPr>
+              <w:rStyle w:val="Hipervnculo"/>
+              <w:noProof/>
+            </w:rPr>
+            <w:instrText xml:space="preserve"> </w:instrText>
+          </w:r>
+          <w:r>
+            <w:rPr>
+              <w:noProof/>
+            </w:rPr>
+            <w:instrText>HYPERLINK \l "_Toc210754083"</w:instrText>
+          </w:r>
+          <w:r>
+            <w:rPr>
+              <w:rStyle w:val="Hipervnculo"/>
+              <w:noProof/>
+            </w:rPr>
+            <w:instrText xml:space="preserve"> </w:instrText>
+          </w:r>
+          <w:r>
+            <w:rPr>
+              <w:rStyle w:val="Hipervnculo"/>
+              <w:noProof/>
+            </w:rPr>
+          </w:r>
+          <w:r>
+            <w:rPr>
+              <w:rStyle w:val="Hipervnculo"/>
+              <w:noProof/>
+            </w:rPr>
+            <w:fldChar w:fldCharType="separate"/>
+          </w:r>
+          <w:r>
+            <w:rPr>
+              <w:rStyle w:val="Hipervnculo"/>
+              <w:noProof/>
+            </w:rPr>
+            <w:t>1.</w:t>
+          </w:r>
+          <w:r>
+            <w:rPr>
+              <w:rFonts w:eastAsiaTheme="minorEastAsia"/>
+              <w:noProof/>
+              <w:lang w:eastAsia="es-ES"/>
+            </w:rPr>
+            <w:tab/>
+          </w:r>
+          <w:r>
+            <w:rPr>
+              <w:rStyle w:val="Hipervnculo"/>
+              <w:noProof/>
+            </w:rPr>
+            <w:t>La configuración de mi MV</w:t>
+          </w:r>
+          <w:r>
+            <w:rPr>
+              <w:noProof/>
+              <w:webHidden/>
+            </w:rPr>
+            <w:tab/>
+          </w:r>
+          <w:r>
+            <w:rPr>
+              <w:noProof/>
+              <w:webHidden/>
+            </w:rPr>
+            <w:fldChar w:fldCharType="begin"/>
+          </w:r>
+          <w:r>
+            <w:rPr>
+              <w:noProof/>
+              <w:webHidden/>
+            </w:rPr>
+            <w:instrText xml:space="preserve"> PAGEREF _Toc210754083 \h </w:instrText>
+          </w:r>
+          <w:r>
+            <w:rPr>
+              <w:noProof/>
+              <w:webHidden/>
+            </w:rPr>
+          </w:r>
+          <w:r>
+            <w:rPr>
+              <w:noProof/>
+              <w:webHidden/>
+            </w:rPr>
+            <w:fldChar w:fldCharType="separate"/>
+          </w:r>
+          <w:r>
+            <w:rPr>
+              <w:noProof/>
+              <w:webHidden/>
+            </w:rPr>
+            <w:t>2</w:t>
+          </w:r>
+          <w:r>
+            <w:rPr>
+              <w:noProof/>
+              <w:webHidden/>
+            </w:rPr>
+            <w:fldChar w:fldCharType="end"/>
+          </w:r>
+          <w:r>
+            <w:rPr>
+              <w:rStyle w:val="Hipervnculo"/>
+              <w:noProof/>
+            </w:rPr>
+            <w:fldChar w:fldCharType="end"/>
+          </w:r>
+        </w:p>
+        <w:p>
+          <w:pPr>
+            <w:pStyle w:val="TDC1"/>
+            <w:tabs>
+              <w:tab w:val="left" w:pos="440"/>
+              <w:tab w:val="right" w:leader="dot" w:pos="8494"/>
+            </w:tabs>
+            <w:rPr>
+              <w:rFonts w:eastAsiaTheme="minorEastAsia"/>
+              <w:noProof/>
+              <w:lang w:eastAsia="es-ES"/>
+            </w:rPr>
+          </w:pPr>
+          <w:hyperlink w:anchor="_Toc210754084" w:history="1">
             <w:r>
               <w:rPr>
                 <w:rStyle w:val="Hipervnculo"/>
                 <w:noProof/>
               </w:rPr>
-              <w:t>1.</w:t>
+              <w:t>2.</w:t>
             </w:r>
             <w:r>
               <w:rPr>
@@ -857,7 +984,7 @@
                 <w:rStyle w:val="Hipervnculo"/>
                 <w:noProof/>
               </w:rPr>
-              <w:t>Crear Máquina Virtual</w:t>
+              <w:t>El despliegue web en la MV de Azure</w:t>
             </w:r>
             <w:r>
               <w:rPr>
@@ -878,7 +1005,7 @@
                 <w:noProof/>
                 <w:webHidden/>
               </w:rPr>
-              <w:instrText xml:space="preserve"> PAGEREF _Toc210157745 \h </w:instrText>
+              <w:instrText xml:space="preserve"> PAGEREF _Toc210754084 \h </w:instrText>
             </w:r>
             <w:r>
               <w:rPr>
@@ -898,7 +1025,93 @@
                 <w:noProof/>
                 <w:webHidden/>
               </w:rPr>
-              <w:t>2</w:t>
+              <w:t>3</w:t>
+            </w:r>
+            <w:r>
+              <w:rPr>
+                <w:noProof/>
+                <w:webHidden/>
+              </w:rPr>
+              <w:fldChar w:fldCharType="end"/>
+            </w:r>
+          </w:hyperlink>
+        </w:p>
+        <w:p>
+          <w:pPr>
+            <w:pStyle w:val="TDC1"/>
+            <w:tabs>
+              <w:tab w:val="left" w:pos="440"/>
+              <w:tab w:val="right" w:leader="dot" w:pos="8494"/>
+            </w:tabs>
+            <w:rPr>
+              <w:rFonts w:eastAsiaTheme="minorEastAsia"/>
+              <w:noProof/>
+              <w:lang w:eastAsia="es-ES"/>
+            </w:rPr>
+          </w:pPr>
+          <w:hyperlink w:anchor="_Toc210754085" w:history="1">
+            <w:r>
+              <w:rPr>
+                <w:rStyle w:val="Hipervnculo"/>
+                <w:noProof/>
+              </w:rPr>
+              <w:t>3.</w:t>
+            </w:r>
+            <w:r>
+              <w:rPr>
+                <w:rFonts w:eastAsiaTheme="minorEastAsia"/>
+                <w:noProof/>
+                <w:lang w:eastAsia="es-ES"/>
+              </w:rPr>
+              <w:tab/>
+            </w:r>
+            <w:r>
+              <w:rPr>
+                <w:rStyle w:val="Hipervnculo"/>
+                <w:noProof/>
+              </w:rPr>
+              <w:t>Responde brevemente a las siguientes preguntas</w:t>
+            </w:r>
+            <w:r>
+              <w:rPr>
+                <w:noProof/>
+                <w:webHidden/>
+              </w:rPr>
+              <w:tab/>
+            </w:r>
+            <w:r>
+              <w:rPr>
+                <w:noProof/>
+                <w:webHidden/>
+              </w:rPr>
+              <w:fldChar w:fldCharType="begin"/>
+            </w:r>
+            <w:r>
+              <w:rPr>
+                <w:noProof/>
+                <w:webHidden/>
+              </w:rPr>
+              <w:instrText xml:space="preserve"> PAGEREF _Toc210754085 \h </w:instrText>
+            </w:r>
+            <w:r>
+              <w:rPr>
+                <w:noProof/>
+                <w:webHidden/>
+              </w:rPr>
+            </w:r>
+            <w:r>
+              <w:rPr>
+                <w:noProof/>
+                <w:webHidden/>
+              </w:rPr>
+              <w:fldChar w:fldCharType="separate"/>
+            </w:r>
+            <w:r>
+              <w:rPr>
+                <w:noProof/>
+                <w:webHidden/>
+              </w:rPr>
+              <w:t>5</w:t>
             </w:r>
             <w:r>
               <w:rPr>
@@ -944,27 +1157,384 @@
           <w:numId w:val="4"/>
         </w:numPr>
       </w:pPr>
-      <w:bookmarkStart w:id="1" w:name="_Toc210157745"/>
+      <w:bookmarkStart w:id="1" w:name="_Toc210754083"/>
       <w:r>
         <w:lastRenderedPageBreak/>
-        <w:t>Crear Máquina Virtual</w:t>
+        <w:t>La c</w:t>
+      </w:r>
+      <w:r>
+        <w:t>onfiguración</w:t>
+      </w:r>
+      <w:r>
+        <w:t xml:space="preserve"> </w:t>
+      </w:r>
+      <w:r>
+        <w:t>de mi MV</w:t>
       </w:r>
       <w:bookmarkEnd w:id="1"/>
     </w:p>
     <w:p>
       <w:r>
-        <w:t xml:space="preserve">Después de configurar nuestra cuenta y tenemos todo preparado podemos crear nuestra máquina. En </w:t>
-      </w:r>
-      <w:proofErr w:type="spellStart"/>
-      <w:r>
-        <w:t>Azure</w:t>
-      </w:r>
-      <w:proofErr w:type="spellEnd"/>
-      <w:r>
-        <w:t xml:space="preserve"> encontramos la creación de recurso y aquí seleccionamos </w:t>
+        <w:drawing>
+          <wp:anchor distT="0" distB="0" distL="114300" distR="114300" simplePos="0" relativeHeight="251666432" behindDoc="1" locked="0" layoutInCell="1" allowOverlap="1" wp14:anchorId="6565A7D6" wp14:editId="07E498D5">
+            <wp:simplePos x="0" y="0"/>
+            <wp:positionH relativeFrom="page">
+              <wp:align>left</wp:align>
+            </wp:positionH>
+            <wp:positionV relativeFrom="paragraph">
+              <wp:posOffset>3491978</wp:posOffset>
+            </wp:positionV>
+            <wp:extent cx="7628276" cy="2067636"/>
+            <wp:effectExtent l="0" t="0" r="0" b="8890"/>
+            <wp:wrapTight wrapText="bothSides">
+              <wp:wrapPolygon edited="0">
+                <wp:start x="0" y="0"/>
+                <wp:lineTo x="0" y="21494"/>
+                <wp:lineTo x="21523" y="21494"/>
+                <wp:lineTo x="21523" y="0"/>
+                <wp:lineTo x="0" y="0"/>
+              </wp:wrapPolygon>
+            </wp:wrapTight>
+            <wp:docPr id="2" name="Imagen 2"/>
+            <wp:cNvGraphicFramePr>
+              <a:graphicFrameLocks xmlns:a="http://schemas.openxmlformats.org/drawingml/2006/main" noChangeAspect="1"/>
+            </wp:cNvGraphicFramePr>
+            <a:graphic xmlns:a="http://schemas.openxmlformats.org/drawingml/2006/main">
+              <a:graphicData uri="http://schemas.openxmlformats.org/drawingml/2006/picture">
+                <pic:pic xmlns:pic="http://schemas.openxmlformats.org/drawingml/2006/picture">
+                  <pic:nvPicPr>
+                    <pic:cNvPr id="1" name=""/>
+                    <pic:cNvPicPr/>
+                  </pic:nvPicPr>
+                  <pic:blipFill>
+                    <a:blip r:embed="rId6" cstate="print">
+                      <a:extLst>
+                        <a:ext uri="{28A0092B-C50C-407E-A947-70E740481C1C}">
+                          <a14:useLocalDpi xmlns:a14="http://schemas.microsoft.com/office/drawing/2010/main" val="0"/>
+                        </a:ext>
+                      </a:extLst>
+                    </a:blip>
+                    <a:stretch>
+                      <a:fillRect/>
+                    </a:stretch>
+                  </pic:blipFill>
+                  <pic:spPr>
+                    <a:xfrm>
+                      <a:off x="0" y="0"/>
+                      <a:ext cx="7628276" cy="2067636"/>
+                    </a:xfrm>
+                    <a:prstGeom prst="rect">
+                      <a:avLst/>
+                    </a:prstGeom>
+                  </pic:spPr>
+                </pic:pic>
+              </a:graphicData>
+            </a:graphic>
+            <wp14:sizeRelH relativeFrom="margin">
+              <wp14:pctWidth>0</wp14:pctWidth>
+            </wp14:sizeRelH>
+            <wp14:sizeRelV relativeFrom="margin">
+              <wp14:pctHeight>0</wp14:pctHeight>
+            </wp14:sizeRelV>
+          </wp:anchor>
+        </w:drawing>
+      </w:r>
+      <w:r>
+        <w:drawing>
+          <wp:anchor distT="0" distB="0" distL="114300" distR="114300" simplePos="0" relativeHeight="251665408" behindDoc="1" locked="0" layoutInCell="1" allowOverlap="1" wp14:anchorId="67C7DFEB" wp14:editId="79E63194">
+            <wp:simplePos x="0" y="0"/>
+            <wp:positionH relativeFrom="page">
+              <wp:align>left</wp:align>
+            </wp:positionH>
+            <wp:positionV relativeFrom="paragraph">
+              <wp:posOffset>237954</wp:posOffset>
+            </wp:positionV>
+            <wp:extent cx="8343644" cy="3186753"/>
+            <wp:effectExtent l="0" t="0" r="635" b="0"/>
+            <wp:wrapTight wrapText="bothSides">
+              <wp:wrapPolygon edited="0">
+                <wp:start x="0" y="0"/>
+                <wp:lineTo x="0" y="21436"/>
+                <wp:lineTo x="21552" y="21436"/>
+                <wp:lineTo x="21552" y="0"/>
+                <wp:lineTo x="0" y="0"/>
+              </wp:wrapPolygon>
+            </wp:wrapTight>
+            <wp:docPr id="1" name="Imagen 1"/>
+            <wp:cNvGraphicFramePr>
+              <a:graphicFrameLocks xmlns:a="http://schemas.openxmlformats.org/drawingml/2006/main" noChangeAspect="1"/>
+            </wp:cNvGraphicFramePr>
+            <a:graphic xmlns:a="http://schemas.openxmlformats.org/drawingml/2006/main">
+              <a:graphicData uri="http://schemas.openxmlformats.org/drawingml/2006/picture">
+                <pic:pic xmlns:pic="http://schemas.openxmlformats.org/drawingml/2006/picture">
+                  <pic:nvPicPr>
+                    <pic:cNvPr id="1" name=""/>
+                    <pic:cNvPicPr/>
+                  </pic:nvPicPr>
+                  <pic:blipFill>
+                    <a:blip r:embed="rId7" cstate="print">
+                      <a:extLst>
+                        <a:ext uri="{28A0092B-C50C-407E-A947-70E740481C1C}">
+                          <a14:useLocalDpi xmlns:a14="http://schemas.microsoft.com/office/drawing/2010/main" val="0"/>
+                        </a:ext>
+                      </a:extLst>
+                    </a:blip>
+                    <a:stretch>
+                      <a:fillRect/>
+                    </a:stretch>
+                  </pic:blipFill>
+                  <pic:spPr>
+                    <a:xfrm>
+                      <a:off x="0" y="0"/>
+                      <a:ext cx="8343644" cy="3186753"/>
+                    </a:xfrm>
+                    <a:prstGeom prst="rect">
+                      <a:avLst/>
+                    </a:prstGeom>
+                  </pic:spPr>
+                </pic:pic>
+              </a:graphicData>
+            </a:graphic>
+            <wp14:sizeRelH relativeFrom="margin">
+              <wp14:pctWidth>0</wp14:pctWidth>
+            </wp14:sizeRelH>
+            <wp14:sizeRelV relativeFrom="margin">
+              <wp14:pctHeight>0</wp14:pctHeight>
+            </wp14:sizeRelV>
+          </wp:anchor>
+        </w:drawing>
       </w:r>
     </w:p>
     <w:p>
+      <w:r>
+        <w:drawing>
+          <wp:anchor distT="0" distB="0" distL="114300" distR="114300" simplePos="0" relativeHeight="251667456" behindDoc="1" locked="0" layoutInCell="1" allowOverlap="1" wp14:anchorId="0F08FA99" wp14:editId="66826E8F">
+            <wp:simplePos x="0" y="0"/>
+            <wp:positionH relativeFrom="margin">
+              <wp:posOffset>-749797</wp:posOffset>
+            </wp:positionH>
+            <wp:positionV relativeFrom="paragraph">
+              <wp:posOffset>5468427</wp:posOffset>
+            </wp:positionV>
+            <wp:extent cx="4810760" cy="2573655"/>
+            <wp:effectExtent l="0" t="0" r="8890" b="0"/>
+            <wp:wrapTight wrapText="bothSides">
+              <wp:wrapPolygon edited="0">
+                <wp:start x="0" y="0"/>
+                <wp:lineTo x="0" y="21424"/>
+                <wp:lineTo x="21554" y="21424"/>
+                <wp:lineTo x="21554" y="0"/>
+                <wp:lineTo x="0" y="0"/>
+              </wp:wrapPolygon>
+            </wp:wrapTight>
+            <wp:docPr id="3" name="Imagen 3"/>
+            <wp:cNvGraphicFramePr>
+              <a:graphicFrameLocks xmlns:a="http://schemas.openxmlformats.org/drawingml/2006/main" noChangeAspect="1"/>
+            </wp:cNvGraphicFramePr>
+            <a:graphic xmlns:a="http://schemas.openxmlformats.org/drawingml/2006/main">
+              <a:graphicData uri="http://schemas.openxmlformats.org/drawingml/2006/picture">
+                <pic:pic xmlns:pic="http://schemas.openxmlformats.org/drawingml/2006/picture">
+                  <pic:nvPicPr>
+                    <pic:cNvPr id="1" name=""/>
+                    <pic:cNvPicPr/>
+                  </pic:nvPicPr>
+                  <pic:blipFill>
+                    <a:blip r:embed="rId8" cstate="print">
+                      <a:extLst>
+                        <a:ext uri="{28A0092B-C50C-407E-A947-70E740481C1C}">
+                          <a14:useLocalDpi xmlns:a14="http://schemas.microsoft.com/office/drawing/2010/main" val="0"/>
+                        </a:ext>
+                      </a:extLst>
+                    </a:blip>
+                    <a:stretch>
+                      <a:fillRect/>
+                    </a:stretch>
+                  </pic:blipFill>
+                  <pic:spPr>
+                    <a:xfrm>
+                      <a:off x="0" y="0"/>
+                      <a:ext cx="4810760" cy="2573655"/>
+                    </a:xfrm>
+                    <a:prstGeom prst="rect">
+                      <a:avLst/>
+                    </a:prstGeom>
+                  </pic:spPr>
+                </pic:pic>
+              </a:graphicData>
+            </a:graphic>
+            <wp14:sizeRelH relativeFrom="margin">
+              <wp14:pctWidth>0</wp14:pctWidth>
+            </wp14:sizeRelH>
+            <wp14:sizeRelV relativeFrom="margin">
+              <wp14:pctHeight>0</wp14:pctHeight>
+            </wp14:sizeRelV>
+          </wp:anchor>
+        </w:drawing>
+      </w:r>
+    </w:p>
+    <w:p>
+      <w:r>
+        <w:t xml:space="preserve">Nos podemos conectar a la maquina a través de la conexión remota de Windows con el usuario y contraseña que hemos puesto a la creación de la </w:t>
+      </w:r>
+      <w:proofErr w:type="spellStart"/>
+      <w:r>
+        <w:t>maquina</w:t>
+      </w:r>
+      <w:proofErr w:type="spellEnd"/>
+      <w:r>
+        <w:t>.</w:t>
+      </w:r>
+    </w:p>
+    <w:p/>
+    <w:p/>
+    <w:p/>
+    <w:p/>
+    <w:p>
+      <w:pPr>
+        <w:pStyle w:val="Ttulo1"/>
+        <w:numPr>
+          <w:ilvl w:val="0"/>
+          <w:numId w:val="4"/>
+        </w:numPr>
+      </w:pPr>
+      <w:bookmarkStart w:id="2" w:name="_Toc210754084"/>
+      <w:r>
+        <w:t xml:space="preserve">El despliegue web en la MV de </w:t>
+      </w:r>
+      <w:proofErr w:type="spellStart"/>
+      <w:r>
+        <w:t>Azure</w:t>
+      </w:r>
+      <w:bookmarkEnd w:id="2"/>
+      <w:proofErr w:type="spellEnd"/>
+    </w:p>
+    <w:p>
+      <w:r>
+        <w:drawing>
+          <wp:anchor distT="0" distB="0" distL="114300" distR="114300" simplePos="0" relativeHeight="251669504" behindDoc="1" locked="0" layoutInCell="1" allowOverlap="1" wp14:anchorId="34D85FE2" wp14:editId="6BE32536">
+            <wp:simplePos x="0" y="0"/>
+            <wp:positionH relativeFrom="page">
+              <wp:posOffset>143124</wp:posOffset>
+            </wp:positionH>
+            <wp:positionV relativeFrom="paragraph">
+              <wp:posOffset>285115</wp:posOffset>
+            </wp:positionV>
+            <wp:extent cx="4857750" cy="3272155"/>
+            <wp:effectExtent l="0" t="0" r="0" b="4445"/>
+            <wp:wrapTight wrapText="bothSides">
+              <wp:wrapPolygon edited="0">
+                <wp:start x="0" y="0"/>
+                <wp:lineTo x="0" y="21504"/>
+                <wp:lineTo x="21515" y="21504"/>
+                <wp:lineTo x="21515" y="0"/>
+                <wp:lineTo x="0" y="0"/>
+              </wp:wrapPolygon>
+            </wp:wrapTight>
+            <wp:docPr id="4" name="Imagen 4"/>
+            <wp:cNvGraphicFramePr>
+              <a:graphicFrameLocks xmlns:a="http://schemas.openxmlformats.org/drawingml/2006/main" noChangeAspect="1"/>
+            </wp:cNvGraphicFramePr>
+            <a:graphic xmlns:a="http://schemas.openxmlformats.org/drawingml/2006/main">
+              <a:graphicData uri="http://schemas.openxmlformats.org/drawingml/2006/picture">
+                <pic:pic xmlns:pic="http://schemas.openxmlformats.org/drawingml/2006/picture">
+                  <pic:nvPicPr>
+                    <pic:cNvPr id="1" name=""/>
+                    <pic:cNvPicPr/>
+                  </pic:nvPicPr>
+                  <pic:blipFill>
+                    <a:blip r:embed="rId9">
+                      <a:extLst>
+                        <a:ext uri="{28A0092B-C50C-407E-A947-70E740481C1C}">
+                          <a14:useLocalDpi xmlns:a14="http://schemas.microsoft.com/office/drawing/2010/main" val="0"/>
+                        </a:ext>
+                      </a:extLst>
+                    </a:blip>
+                    <a:stretch>
+                      <a:fillRect/>
+                    </a:stretch>
+                  </pic:blipFill>
+                  <pic:spPr>
+                    <a:xfrm>
+                      <a:off x="0" y="0"/>
+                      <a:ext cx="4857750" cy="3272155"/>
+                    </a:xfrm>
+                    <a:prstGeom prst="rect">
+                      <a:avLst/>
+                    </a:prstGeom>
+                  </pic:spPr>
+                </pic:pic>
+              </a:graphicData>
+            </a:graphic>
+            <wp14:sizeRelH relativeFrom="margin">
+              <wp14:pctWidth>0</wp14:pctWidth>
+            </wp14:sizeRelH>
+            <wp14:sizeRelV relativeFrom="margin">
+              <wp14:pctHeight>0</wp14:pctHeight>
+            </wp14:sizeRelV>
+          </wp:anchor>
+        </w:drawing>
+      </w:r>
+    </w:p>
+    <w:p>
+      <w:r>
+        <w:drawing>
+          <wp:anchor distT="0" distB="0" distL="114300" distR="114300" simplePos="0" relativeHeight="251672576" behindDoc="1" locked="0" layoutInCell="1" allowOverlap="1" wp14:anchorId="041766BB" wp14:editId="10CCCCCF">
+            <wp:simplePos x="0" y="0"/>
+            <wp:positionH relativeFrom="column">
+              <wp:posOffset>1606798</wp:posOffset>
+            </wp:positionH>
+            <wp:positionV relativeFrom="paragraph">
+              <wp:posOffset>3315307</wp:posOffset>
+            </wp:positionV>
+            <wp:extent cx="4548146" cy="3019618"/>
+            <wp:effectExtent l="0" t="0" r="5080" b="9525"/>
+            <wp:wrapTight wrapText="bothSides">
+              <wp:wrapPolygon edited="0">
+                <wp:start x="0" y="0"/>
+                <wp:lineTo x="0" y="21532"/>
+                <wp:lineTo x="21534" y="21532"/>
+                <wp:lineTo x="21534" y="0"/>
+                <wp:lineTo x="0" y="0"/>
+              </wp:wrapPolygon>
+            </wp:wrapTight>
+            <wp:docPr id="8" name="Imagen 8"/>
+            <wp:cNvGraphicFramePr>
+              <a:graphicFrameLocks xmlns:a="http://schemas.openxmlformats.org/drawingml/2006/main" noChangeAspect="1"/>
+            </wp:cNvGraphicFramePr>
+            <a:graphic xmlns:a="http://schemas.openxmlformats.org/drawingml/2006/main">
+              <a:graphicData uri="http://schemas.openxmlformats.org/drawingml/2006/picture">
+                <pic:pic xmlns:pic="http://schemas.openxmlformats.org/drawingml/2006/picture">
+                  <pic:nvPicPr>
+                    <pic:cNvPr id="1" name=""/>
+                    <pic:cNvPicPr/>
+                  </pic:nvPicPr>
+                  <pic:blipFill>
+                    <a:blip r:embed="rId10" cstate="print">
+                      <a:extLst>
+                        <a:ext uri="{28A0092B-C50C-407E-A947-70E740481C1C}">
+                          <a14:useLocalDpi xmlns:a14="http://schemas.microsoft.com/office/drawing/2010/main" val="0"/>
+                        </a:ext>
+                      </a:extLst>
+                    </a:blip>
+                    <a:stretch>
+                      <a:fillRect/>
+                    </a:stretch>
+                  </pic:blipFill>
+                  <pic:spPr>
+                    <a:xfrm>
+                      <a:off x="0" y="0"/>
+                      <a:ext cx="4548146" cy="3019618"/>
+                    </a:xfrm>
+                    <a:prstGeom prst="rect">
+                      <a:avLst/>
+                    </a:prstGeom>
+                  </pic:spPr>
+                </pic:pic>
+              </a:graphicData>
+            </a:graphic>
+          </wp:anchor>
+        </w:drawing>
+      </w:r>
       <w:r>
         <w:rPr>
           <w:noProof/>
@@ -973,18 +1543,92 @@
         <mc:AlternateContent>
           <mc:Choice Requires="wps">
             <w:drawing>
-              <wp:anchor distT="0" distB="0" distL="114300" distR="114300" simplePos="0" relativeHeight="251665408" behindDoc="0" locked="0" layoutInCell="1" allowOverlap="1">
+              <wp:anchor distT="0" distB="0" distL="114300" distR="114300" simplePos="0" relativeHeight="251671552" behindDoc="0" locked="0" layoutInCell="1" allowOverlap="1" wp14:anchorId="1BD9CF82" wp14:editId="0DFA6B72">
                 <wp:simplePos x="0" y="0"/>
                 <wp:positionH relativeFrom="column">
-                  <wp:posOffset>975436</wp:posOffset>
+                  <wp:posOffset>2474098</wp:posOffset>
                 </wp:positionH>
                 <wp:positionV relativeFrom="paragraph">
-                  <wp:posOffset>1479245</wp:posOffset>
+                  <wp:posOffset>2575836</wp:posOffset>
                 </wp:positionV>
-                <wp:extent cx="1704442" cy="263347"/>
-                <wp:effectExtent l="0" t="0" r="10160" b="22860"/>
+                <wp:extent cx="278296" cy="151075"/>
+                <wp:effectExtent l="0" t="0" r="64770" b="59055"/>
                 <wp:wrapNone/>
-                <wp:docPr id="18" name="Rectángulo 18"/>
+                <wp:docPr id="7" name="Conector recto de flecha 7"/>
+                <wp:cNvGraphicFramePr/>
+                <a:graphic xmlns:a="http://schemas.openxmlformats.org/drawingml/2006/main">
+                  <a:graphicData uri="http://schemas.microsoft.com/office/word/2010/wordprocessingShape">
+                    <wps:wsp>
+                      <wps:cNvCnPr/>
+                      <wps:spPr>
+                        <a:xfrm>
+                          <a:off x="0" y="0"/>
+                          <a:ext cx="278296" cy="151075"/>
+                        </a:xfrm>
+                        <a:prstGeom prst="straightConnector1">
+                          <a:avLst/>
+                        </a:prstGeom>
+                        <a:ln>
+                          <a:solidFill>
+                            <a:srgbClr val="FF0000"/>
+                          </a:solidFill>
+                          <a:tailEnd type="triangle"/>
+                        </a:ln>
+                      </wps:spPr>
+                      <wps:style>
+                        <a:lnRef idx="1">
+                          <a:schemeClr val="accent1"/>
+                        </a:lnRef>
+                        <a:fillRef idx="0">
+                          <a:schemeClr val="accent1"/>
+                        </a:fillRef>
+                        <a:effectRef idx="0">
+                          <a:schemeClr val="accent1"/>
+                        </a:effectRef>
+                        <a:fontRef idx="minor">
+                          <a:schemeClr val="tx1"/>
+                        </a:fontRef>
+                      </wps:style>
+                      <wps:bodyPr/>
+                    </wps:wsp>
+                  </a:graphicData>
+                </a:graphic>
+              </wp:anchor>
+            </w:drawing>
+          </mc:Choice>
+          <mc:Fallback>
+            <w:pict>
+              <v:shapetype w14:anchorId="152B316B" id="_x0000_t32" coordsize="21600,21600" o:spt="32" o:oned="t" path="m,l21600,21600e" filled="f">
+                <v:path arrowok="t" fillok="f" o:connecttype="none"/>
+                <o:lock v:ext="edit" shapetype="t"/>
+              </v:shapetype>
+              <v:shape id="Conector recto de flecha 7" o:spid="_x0000_s1026" type="#_x0000_t32" style="position:absolute;margin-left:194.8pt;margin-top:202.8pt;width:21.9pt;height:11.9pt;z-index:251671552;visibility:visible;mso-wrap-style:square;mso-wrap-distance-left:9pt;mso-wrap-distance-top:0;mso-wrap-distance-right:9pt;mso-wrap-distance-bottom:0;mso-position-horizontal:absolute;mso-position-horizontal-relative:text;mso-position-vertical:absolute;mso-position-vertical-relative:text" o:gfxdata="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" strokecolor="red" strokeweight=".5pt">
+                <v:stroke endarrow="block" joinstyle="miter"/>
+              </v:shape>
+            </w:pict>
+          </mc:Fallback>
+        </mc:AlternateContent>
+      </w:r>
+      <w:r>
+        <w:rPr>
+          <w:noProof/>
+          <w:lang w:eastAsia="es-ES"/>
+        </w:rPr>
+        <mc:AlternateContent>
+          <mc:Choice Requires="wps">
+            <w:drawing>
+              <wp:anchor distT="0" distB="0" distL="114300" distR="114300" simplePos="0" relativeHeight="251670528" behindDoc="0" locked="0" layoutInCell="1" allowOverlap="1" wp14:anchorId="5AF8B740" wp14:editId="129AECFE">
+                <wp:simplePos x="0" y="0"/>
+                <wp:positionH relativeFrom="column">
+                  <wp:posOffset>1789016</wp:posOffset>
+                </wp:positionH>
+                <wp:positionV relativeFrom="paragraph">
+                  <wp:posOffset>2401101</wp:posOffset>
+                </wp:positionV>
+                <wp:extent cx="1001865" cy="63611"/>
+                <wp:effectExtent l="0" t="0" r="27305" b="12700"/>
+                <wp:wrapNone/>
+                <wp:docPr id="5" name="Rectángulo 5"/>
                 <wp:cNvGraphicFramePr/>
                 <a:graphic xmlns:a="http://schemas.openxmlformats.org/drawingml/2006/main">
                   <a:graphicData uri="http://schemas.microsoft.com/office/word/2010/wordprocessingShape">
@@ -993,7 +1637,7 @@
                       <wps:spPr>
                         <a:xfrm>
                           <a:off x="0" y="0"/>
-                          <a:ext cx="1704442" cy="263347"/>
+                          <a:ext cx="1001865" cy="63611"/>
                         </a:xfrm>
                         <a:prstGeom prst="rect">
                           <a:avLst/>
@@ -1035,21 +1679,368 @@
           </mc:Choice>
           <mc:Fallback>
             <w:pict>
-              <v:rect w14:anchorId="47E9F157" id="Rectángulo 18" o:spid="_x0000_s1026" style="position:absolute;margin-left:76.8pt;margin-top:116.5pt;width:134.2pt;height:20.75pt;z-index:251665408;visibility:visible;mso-wrap-style:square;mso-wrap-distance-left:9pt;mso-wrap-distance-top:0;mso-wrap-distance-right:9pt;mso-wrap-distance-bottom:0;mso-position-horizontal:absolute;mso-position-horizontal-relative:text;mso-position-vertical:absolute;mso-position-vertical-relative:text;v-text-anchor:middle" o:gfxdata="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" filled="f" strokecolor="red" strokeweight="1pt"/>
+              <v:rect w14:anchorId="5AD15088" id="Rectángulo 5" o:spid="_x0000_s1026" style="position:absolute;margin-left:140.85pt;margin-top:189.05pt;width:78.9pt;height:5pt;z-index:251670528;visibility:visible;mso-wrap-style:square;mso-wrap-distance-left:9pt;mso-wrap-distance-top:0;mso-wrap-distance-right:9pt;mso-wrap-distance-bottom:0;mso-position-horizontal:absolute;mso-position-horizontal-relative:text;mso-position-vertical:absolute;mso-position-vertical-relative:text;v-text-anchor:middle" o:gfxdata="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" filled="f" strokecolor="red" strokeweight="1pt"/>
             </w:pict>
           </mc:Fallback>
         </mc:AlternateContent>
       </w:r>
+      <w:r>
+        <w:t xml:space="preserve">En la maquina </w:t>
+      </w:r>
+      <w:proofErr w:type="spellStart"/>
+      <w:r>
+        <w:t>virual</w:t>
+      </w:r>
+      <w:proofErr w:type="spellEnd"/>
+      <w:r>
+        <w:t xml:space="preserve"> tenemos que acceder a </w:t>
+      </w:r>
+      <w:r>
+        <w:rPr>
+          <w:rStyle w:val="Textoennegrita"/>
+        </w:rPr>
+        <w:t>Panel de Control</w:t>
+      </w:r>
+      <w:r>
+        <w:t xml:space="preserve"> → </w:t>
+      </w:r>
+      <w:r>
+        <w:rPr>
+          <w:rStyle w:val="Textoennegrita"/>
+        </w:rPr>
+        <w:t>Programas y características</w:t>
+      </w:r>
+      <w:r>
+        <w:t xml:space="preserve"> → </w:t>
+      </w:r>
+      <w:r>
+        <w:rPr>
+          <w:rStyle w:val="Textoennegrita"/>
+        </w:rPr>
+        <w:t>Activar o desactivar las características de Windows</w:t>
+      </w:r>
+      <w:r>
+        <w:t xml:space="preserve">. En la </w:t>
+      </w:r>
+      <w:r>
+        <w:t xml:space="preserve">ventana marcar la opción Internet </w:t>
+      </w:r>
+      <w:proofErr w:type="spellStart"/>
+      <w:r>
+        <w:t>Information</w:t>
+      </w:r>
+      <w:proofErr w:type="spellEnd"/>
+      <w:r>
+        <w:t xml:space="preserve"> </w:t>
+      </w:r>
+      <w:proofErr w:type="spellStart"/>
+      <w:r>
+        <w:t>Services</w:t>
+      </w:r>
+      <w:proofErr w:type="spellEnd"/>
+      <w:r>
+        <w:t xml:space="preserve"> (IIS).</w:t>
+      </w:r>
+      <w:r>
+        <w:t xml:space="preserve"> </w:t>
+      </w:r>
+      <w:r>
+        <w:t>Dentro de IIS, se activaron también los componentes Servidor web (HTTP) y Herramientas de administración.</w:t>
+      </w:r>
+    </w:p>
+    <w:p/>
+    <w:p>
+      <w:r>
+        <w:t xml:space="preserve">Lo podemos comprobar, accediendo con navegador, al enlace: </w:t>
+      </w:r>
+    </w:p>
+    <w:p>
+      <w:pPr>
+        <w:rPr>
+          <w:b/>
+        </w:rPr>
+      </w:pPr>
+      <w:r>
+        <w:rPr>
+          <w:b/>
+        </w:rPr>
+        <w:t xml:space="preserve">http://localhost  </w:t>
+      </w:r>
+    </w:p>
+    <w:p>
+      <w:pPr>
+        <w:rPr>
+          <w:b/>
+        </w:rPr>
+      </w:pPr>
+      <w:r>
+        <w:rPr>
+          <w:b/>
+        </w:rPr>
+        <w:br w:type="page"/>
+      </w:r>
+    </w:p>
+    <w:p>
       <w:r>
         <w:rPr>
           <w:noProof/>
           <w:lang w:eastAsia="es-ES"/>
         </w:rPr>
+        <w:lastRenderedPageBreak/>
+        <mc:AlternateContent>
+          <mc:Choice Requires="wps">
+            <w:drawing>
+              <wp:anchor distT="0" distB="0" distL="114300" distR="114300" simplePos="0" relativeHeight="251681792" behindDoc="0" locked="0" layoutInCell="1" allowOverlap="1" wp14:anchorId="5C827E79" wp14:editId="153ADCA0">
+                <wp:simplePos x="0" y="0"/>
+                <wp:positionH relativeFrom="column">
+                  <wp:posOffset>926795</wp:posOffset>
+                </wp:positionH>
+                <wp:positionV relativeFrom="paragraph">
+                  <wp:posOffset>2021535</wp:posOffset>
+                </wp:positionV>
+                <wp:extent cx="427512" cy="118753"/>
+                <wp:effectExtent l="0" t="0" r="10795" b="14605"/>
+                <wp:wrapNone/>
+                <wp:docPr id="17" name="Rectángulo 17"/>
+                <wp:cNvGraphicFramePr/>
+                <a:graphic xmlns:a="http://schemas.openxmlformats.org/drawingml/2006/main">
+                  <a:graphicData uri="http://schemas.microsoft.com/office/word/2010/wordprocessingShape">
+                    <wps:wsp>
+                      <wps:cNvSpPr/>
+                      <wps:spPr>
+                        <a:xfrm>
+                          <a:off x="0" y="0"/>
+                          <a:ext cx="427512" cy="118753"/>
+                        </a:xfrm>
+                        <a:prstGeom prst="rect">
+                          <a:avLst/>
+                        </a:prstGeom>
+                        <a:noFill/>
+                        <a:ln>
+                          <a:solidFill>
+                            <a:srgbClr val="FF0000"/>
+                          </a:solidFill>
+                        </a:ln>
+                      </wps:spPr>
+                      <wps:style>
+                        <a:lnRef idx="2">
+                          <a:schemeClr val="accent1">
+                            <a:shade val="50000"/>
+                          </a:schemeClr>
+                        </a:lnRef>
+                        <a:fillRef idx="1">
+                          <a:schemeClr val="accent1"/>
+                        </a:fillRef>
+                        <a:effectRef idx="0">
+                          <a:schemeClr val="accent1"/>
+                        </a:effectRef>
+                        <a:fontRef idx="minor">
+                          <a:schemeClr val="lt1"/>
+                        </a:fontRef>
+                      </wps:style>
+                      <wps:bodyPr rot="0" spcFirstLastPara="0" vertOverflow="overflow" horzOverflow="overflow" vert="horz" wrap="square" lIns="91440" tIns="45720" rIns="91440" bIns="45720" numCol="1" spcCol="0" rtlCol="0" fromWordArt="0" anchor="ctr" anchorCtr="0" forceAA="0" compatLnSpc="1">
+                        <a:prstTxWarp prst="textNoShape">
+                          <a:avLst/>
+                        </a:prstTxWarp>
+                        <a:noAutofit/>
+                      </wps:bodyPr>
+                    </wps:wsp>
+                  </a:graphicData>
+                </a:graphic>
+                <wp14:sizeRelH relativeFrom="margin">
+                  <wp14:pctWidth>0</wp14:pctWidth>
+                </wp14:sizeRelH>
+                <wp14:sizeRelV relativeFrom="margin">
+                  <wp14:pctHeight>0</wp14:pctHeight>
+                </wp14:sizeRelV>
+              </wp:anchor>
+            </w:drawing>
+          </mc:Choice>
+          <mc:Fallback>
+            <w:pict>
+              <v:rect w14:anchorId="63ED34BD" id="Rectángulo 17" o:spid="_x0000_s1026" style="position:absolute;margin-left:73pt;margin-top:159.2pt;width:33.65pt;height:9.35pt;z-index:251681792;visibility:visible;mso-wrap-style:square;mso-width-percent:0;mso-height-percent:0;mso-wrap-distance-left:9pt;mso-wrap-distance-top:0;mso-wrap-distance-right:9pt;mso-wrap-distance-bottom:0;mso-position-horizontal:absolute;mso-position-horizontal-relative:text;mso-position-vertical:absolute;mso-position-vertical-relative:text;mso-width-percent:0;mso-height-percent:0;mso-width-relative:margin;mso-height-relative:margin;v-text-anchor:middle" o:gfxdata="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" filled="f" strokecolor="red" strokeweight="1pt"/>
+            </w:pict>
+          </mc:Fallback>
+        </mc:AlternateContent>
+      </w:r>
+      <w:r>
+        <w:rPr>
+          <w:noProof/>
+          <w:lang w:eastAsia="es-ES"/>
+        </w:rPr>
+        <mc:AlternateContent>
+          <mc:Choice Requires="wps">
+            <w:drawing>
+              <wp:anchor distT="0" distB="0" distL="114300" distR="114300" simplePos="0" relativeHeight="251679744" behindDoc="0" locked="0" layoutInCell="1" allowOverlap="1" wp14:anchorId="0E2E927C" wp14:editId="2BB666E8">
+                <wp:simplePos x="0" y="0"/>
+                <wp:positionH relativeFrom="column">
+                  <wp:posOffset>1853069</wp:posOffset>
+                </wp:positionH>
+                <wp:positionV relativeFrom="paragraph">
+                  <wp:posOffset>1742465</wp:posOffset>
+                </wp:positionV>
+                <wp:extent cx="2772889" cy="2179122"/>
+                <wp:effectExtent l="0" t="0" r="27940" b="12065"/>
+                <wp:wrapNone/>
+                <wp:docPr id="16" name="Rectángulo 16"/>
+                <wp:cNvGraphicFramePr/>
+                <a:graphic xmlns:a="http://schemas.openxmlformats.org/drawingml/2006/main">
+                  <a:graphicData uri="http://schemas.microsoft.com/office/word/2010/wordprocessingShape">
+                    <wps:wsp>
+                      <wps:cNvSpPr/>
+                      <wps:spPr>
+                        <a:xfrm>
+                          <a:off x="0" y="0"/>
+                          <a:ext cx="2772889" cy="2179122"/>
+                        </a:xfrm>
+                        <a:prstGeom prst="rect">
+                          <a:avLst/>
+                        </a:prstGeom>
+                        <a:noFill/>
+                        <a:ln>
+                          <a:solidFill>
+                            <a:srgbClr val="FF0000"/>
+                          </a:solidFill>
+                        </a:ln>
+                      </wps:spPr>
+                      <wps:style>
+                        <a:lnRef idx="2">
+                          <a:schemeClr val="accent1">
+                            <a:shade val="50000"/>
+                          </a:schemeClr>
+                        </a:lnRef>
+                        <a:fillRef idx="1">
+                          <a:schemeClr val="accent1"/>
+                        </a:fillRef>
+                        <a:effectRef idx="0">
+                          <a:schemeClr val="accent1"/>
+                        </a:effectRef>
+                        <a:fontRef idx="minor">
+                          <a:schemeClr val="lt1"/>
+                        </a:fontRef>
+                      </wps:style>
+                      <wps:bodyPr rot="0" spcFirstLastPara="0" vertOverflow="overflow" horzOverflow="overflow" vert="horz" wrap="square" lIns="91440" tIns="45720" rIns="91440" bIns="45720" numCol="1" spcCol="0" rtlCol="0" fromWordArt="0" anchor="ctr" anchorCtr="0" forceAA="0" compatLnSpc="1">
+                        <a:prstTxWarp prst="textNoShape">
+                          <a:avLst/>
+                        </a:prstTxWarp>
+                        <a:noAutofit/>
+                      </wps:bodyPr>
+                    </wps:wsp>
+                  </a:graphicData>
+                </a:graphic>
+                <wp14:sizeRelH relativeFrom="margin">
+                  <wp14:pctWidth>0</wp14:pctWidth>
+                </wp14:sizeRelH>
+                <wp14:sizeRelV relativeFrom="margin">
+                  <wp14:pctHeight>0</wp14:pctHeight>
+                </wp14:sizeRelV>
+              </wp:anchor>
+            </w:drawing>
+          </mc:Choice>
+          <mc:Fallback>
+            <w:pict>
+              <v:rect w14:anchorId="5F08CD75" id="Rectángulo 16" o:spid="_x0000_s1026" style="position:absolute;margin-left:145.9pt;margin-top:137.2pt;width:218.35pt;height:171.6pt;z-index:251679744;visibility:visible;mso-wrap-style:square;mso-width-percent:0;mso-height-percent:0;mso-wrap-distance-left:9pt;mso-wrap-distance-top:0;mso-wrap-distance-right:9pt;mso-wrap-distance-bottom:0;mso-position-horizontal:absolute;mso-position-horizontal-relative:text;mso-position-vertical:absolute;mso-position-vertical-relative:text;mso-width-percent:0;mso-height-percent:0;mso-width-relative:margin;mso-height-relative:margin;v-text-anchor:middle" o:gfxdata="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" filled="f" strokecolor="red" strokeweight="1pt"/>
+            </w:pict>
+          </mc:Fallback>
+        </mc:AlternateContent>
+      </w:r>
+      <w:r>
+        <w:rPr>
+          <w:noProof/>
+          <w:lang w:eastAsia="es-ES"/>
+        </w:rPr>
+        <mc:AlternateContent>
+          <mc:Choice Requires="wps">
+            <w:drawing>
+              <wp:anchor distT="0" distB="0" distL="114300" distR="114300" simplePos="0" relativeHeight="251677696" behindDoc="0" locked="0" layoutInCell="1" allowOverlap="1" wp14:anchorId="0F968D2E" wp14:editId="1DB2C859">
+                <wp:simplePos x="0" y="0"/>
+                <wp:positionH relativeFrom="column">
+                  <wp:posOffset>677413</wp:posOffset>
+                </wp:positionH>
+                <wp:positionV relativeFrom="paragraph">
+                  <wp:posOffset>1611836</wp:posOffset>
+                </wp:positionV>
+                <wp:extent cx="1383475" cy="118753"/>
+                <wp:effectExtent l="0" t="0" r="26670" b="14605"/>
+                <wp:wrapNone/>
+                <wp:docPr id="15" name="Rectángulo 15"/>
+                <wp:cNvGraphicFramePr/>
+                <a:graphic xmlns:a="http://schemas.openxmlformats.org/drawingml/2006/main">
+                  <a:graphicData uri="http://schemas.microsoft.com/office/word/2010/wordprocessingShape">
+                    <wps:wsp>
+                      <wps:cNvSpPr/>
+                      <wps:spPr>
+                        <a:xfrm>
+                          <a:off x="0" y="0"/>
+                          <a:ext cx="1383475" cy="118753"/>
+                        </a:xfrm>
+                        <a:prstGeom prst="rect">
+                          <a:avLst/>
+                        </a:prstGeom>
+                        <a:noFill/>
+                        <a:ln>
+                          <a:solidFill>
+                            <a:srgbClr val="FF0000"/>
+                          </a:solidFill>
+                        </a:ln>
+                      </wps:spPr>
+                      <wps:style>
+                        <a:lnRef idx="2">
+                          <a:schemeClr val="accent1">
+                            <a:shade val="50000"/>
+                          </a:schemeClr>
+                        </a:lnRef>
+                        <a:fillRef idx="1">
+                          <a:schemeClr val="accent1"/>
+                        </a:fillRef>
+                        <a:effectRef idx="0">
+                          <a:schemeClr val="accent1"/>
+                        </a:effectRef>
+                        <a:fontRef idx="minor">
+                          <a:schemeClr val="lt1"/>
+                        </a:fontRef>
+                      </wps:style>
+                      <wps:bodyPr rot="0" spcFirstLastPara="0" vertOverflow="overflow" horzOverflow="overflow" vert="horz" wrap="square" lIns="91440" tIns="45720" rIns="91440" bIns="45720" numCol="1" spcCol="0" rtlCol="0" fromWordArt="0" anchor="ctr" anchorCtr="0" forceAA="0" compatLnSpc="1">
+                        <a:prstTxWarp prst="textNoShape">
+                          <a:avLst/>
+                        </a:prstTxWarp>
+                        <a:noAutofit/>
+                      </wps:bodyPr>
+                    </wps:wsp>
+                  </a:graphicData>
+                </a:graphic>
+              </wp:anchor>
+            </w:drawing>
+          </mc:Choice>
+          <mc:Fallback>
+            <w:pict>
+              <v:rect w14:anchorId="5B3A2F66" id="Rectángulo 15" o:spid="_x0000_s1026" style="position:absolute;margin-left:53.35pt;margin-top:126.9pt;width:108.95pt;height:9.35pt;z-index:251677696;visibility:visible;mso-wrap-style:square;mso-wrap-distance-left:9pt;mso-wrap-distance-top:0;mso-wrap-distance-right:9pt;mso-wrap-distance-bottom:0;mso-position-horizontal:absolute;mso-position-horizontal-relative:text;mso-position-vertical:absolute;mso-position-vertical-relative:text;v-text-anchor:middle" o:gfxdata="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" filled="f" strokecolor="red" strokeweight="1pt"/>
+            </w:pict>
+          </mc:Fallback>
+        </mc:AlternateContent>
+      </w:r>
+      <w:r>
         <w:drawing>
-          <wp:inline distT="0" distB="0" distL="0" distR="0" wp14:anchorId="7F328FF6" wp14:editId="0C131F9A">
-            <wp:extent cx="5400040" cy="3822700"/>
-            <wp:effectExtent l="0" t="0" r="0" b="6350"/>
-            <wp:docPr id="1" name="Imagen 1"/>
+          <wp:anchor distT="0" distB="0" distL="114300" distR="114300" simplePos="0" relativeHeight="251673600" behindDoc="1" locked="0" layoutInCell="1" allowOverlap="1" wp14:anchorId="6EBCBF5E" wp14:editId="5A066C76">
+            <wp:simplePos x="0" y="0"/>
+            <wp:positionH relativeFrom="page">
+              <wp:align>left</wp:align>
+            </wp:positionH>
+            <wp:positionV relativeFrom="paragraph">
+              <wp:posOffset>284948</wp:posOffset>
+            </wp:positionV>
+            <wp:extent cx="7558542" cy="3967701"/>
+            <wp:effectExtent l="0" t="0" r="4445" b="0"/>
+            <wp:wrapTight wrapText="bothSides">
+              <wp:wrapPolygon edited="0">
+                <wp:start x="0" y="0"/>
+                <wp:lineTo x="0" y="21469"/>
+                <wp:lineTo x="21558" y="21469"/>
+                <wp:lineTo x="21558" y="0"/>
+                <wp:lineTo x="0" y="0"/>
+              </wp:wrapPolygon>
+            </wp:wrapTight>
+            <wp:docPr id="10" name="Imagen 10"/>
             <wp:cNvGraphicFramePr>
               <a:graphicFrameLocks xmlns:a="http://schemas.openxmlformats.org/drawingml/2006/main" noChangeAspect="1"/>
             </wp:cNvGraphicFramePr>
@@ -1061,7 +2052,13 @@
                     <pic:cNvPicPr/>
                   </pic:nvPicPr>
                   <pic:blipFill>
-                    <a:blip r:embed="rId6"/>
+                    <a:blip r:embed="rId11" cstate="print">
+                      <a:extLst>
+                        <a:ext uri="{28A0092B-C50C-407E-A947-70E740481C1C}">
+                          <a14:useLocalDpi xmlns:a14="http://schemas.microsoft.com/office/drawing/2010/main" val="0"/>
+                        </a:ext>
+                      </a:extLst>
+                    </a:blip>
                     <a:stretch>
                       <a:fillRect/>
                     </a:stretch>
@@ -1069,7 +2066,7 @@
                   <pic:spPr>
                     <a:xfrm>
                       <a:off x="0" y="0"/>
-                      <a:ext cx="5400040" cy="3822700"/>
+                      <a:ext cx="7558542" cy="3967701"/>
                     </a:xfrm>
                     <a:prstGeom prst="rect">
                       <a:avLst/>
@@ -1078,12 +2075,486 @@
                 </pic:pic>
               </a:graphicData>
             </a:graphic>
-          </wp:inline>
+            <wp14:sizeRelH relativeFrom="margin">
+              <wp14:pctWidth>0</wp14:pctWidth>
+            </wp14:sizeRelH>
+            <wp14:sizeRelV relativeFrom="margin">
+              <wp14:pctHeight>0</wp14:pctHeight>
+            </wp14:sizeRelV>
+          </wp:anchor>
         </w:drawing>
+      </w:r>
+      <w:r>
+        <w:t xml:space="preserve">Creamos </w:t>
+      </w:r>
+      <w:r>
+        <w:t>el sitio web para comprobar la conexión externo.</w:t>
+      </w:r>
+    </w:p>
+    <w:p>
+      <w:r>
+        <w:t>Después de instalación del IIS, nos crea una nueva carpeta en “C:” -&gt; “</w:t>
+      </w:r>
+      <w:proofErr w:type="spellStart"/>
+      <w:proofErr w:type="gramStart"/>
+      <w:r>
+        <w:t>inetpub</w:t>
+      </w:r>
+      <w:proofErr w:type="spellEnd"/>
+      <w:r>
+        <w:t>”</w:t>
+      </w:r>
+      <w:r>
+        <w:t xml:space="preserve"> </w:t>
+      </w:r>
+      <w:r>
+        <w:t xml:space="preserve"> </w:t>
+      </w:r>
+      <w:r>
+        <w:t>-</w:t>
+      </w:r>
+      <w:proofErr w:type="gramEnd"/>
+      <w:r>
+        <w:t>&gt; “</w:t>
+      </w:r>
+      <w:proofErr w:type="spellStart"/>
+      <w:r>
+        <w:t>wwwroot</w:t>
+      </w:r>
+      <w:proofErr w:type="spellEnd"/>
+      <w:r>
+        <w:t>”</w:t>
+      </w:r>
+      <w:r>
+        <w:t>. Donde tenemos que crear un “</w:t>
+      </w:r>
+      <w:proofErr w:type="spellStart"/>
+      <w:r>
+        <w:t>Notepad</w:t>
+      </w:r>
+      <w:proofErr w:type="spellEnd"/>
+      <w:r>
+        <w:t xml:space="preserve">” e implementar ahí el código de </w:t>
+      </w:r>
+      <w:proofErr w:type="spellStart"/>
+      <w:r>
+        <w:t>html</w:t>
+      </w:r>
+      <w:proofErr w:type="spellEnd"/>
+      <w:r>
+        <w:t>. Y no olvidar guardarla con extensión “</w:t>
+      </w:r>
+      <w:proofErr w:type="spellStart"/>
+      <w:proofErr w:type="gramStart"/>
+      <w:r>
+        <w:t>index.hmtl</w:t>
+      </w:r>
+      <w:proofErr w:type="spellEnd"/>
+      <w:proofErr w:type="gramEnd"/>
+      <w:r>
+        <w:t>”.</w:t>
       </w:r>
     </w:p>
     <w:p/>
+    <w:p>
+      <w:r>
+        <w:br w:type="page"/>
+      </w:r>
+    </w:p>
+    <w:p>
+      <w:r>
+        <w:lastRenderedPageBreak/>
+        <w:t xml:space="preserve">Al final comprobamos conectar/acceder desde la maquina anfitrión con el navegador: </w:t>
+      </w:r>
+    </w:p>
+    <w:p>
+      <w:r>
+        <w:rPr>
+          <w:noProof/>
+          <w:lang w:eastAsia="es-ES"/>
+        </w:rPr>
+        <mc:AlternateContent>
+          <mc:Choice Requires="wps">
+            <w:drawing>
+              <wp:anchor distT="0" distB="0" distL="114300" distR="114300" simplePos="0" relativeHeight="251676672" behindDoc="0" locked="0" layoutInCell="1" allowOverlap="1" wp14:anchorId="437BD9B0" wp14:editId="015B0138">
+                <wp:simplePos x="0" y="0"/>
+                <wp:positionH relativeFrom="column">
+                  <wp:posOffset>-997008</wp:posOffset>
+                </wp:positionH>
+                <wp:positionV relativeFrom="paragraph">
+                  <wp:posOffset>1985167</wp:posOffset>
+                </wp:positionV>
+                <wp:extent cx="3960421" cy="2167246"/>
+                <wp:effectExtent l="0" t="0" r="21590" b="24130"/>
+                <wp:wrapNone/>
+                <wp:docPr id="14" name="Rectángulo 14"/>
+                <wp:cNvGraphicFramePr/>
+                <a:graphic xmlns:a="http://schemas.openxmlformats.org/drawingml/2006/main">
+                  <a:graphicData uri="http://schemas.microsoft.com/office/word/2010/wordprocessingShape">
+                    <wps:wsp>
+                      <wps:cNvSpPr/>
+                      <wps:spPr>
+                        <a:xfrm>
+                          <a:off x="0" y="0"/>
+                          <a:ext cx="3960421" cy="2167246"/>
+                        </a:xfrm>
+                        <a:prstGeom prst="rect">
+                          <a:avLst/>
+                        </a:prstGeom>
+                        <a:noFill/>
+                        <a:ln>
+                          <a:solidFill>
+                            <a:srgbClr val="FF0000"/>
+                          </a:solidFill>
+                        </a:ln>
+                      </wps:spPr>
+                      <wps:style>
+                        <a:lnRef idx="2">
+                          <a:schemeClr val="accent1">
+                            <a:shade val="50000"/>
+                          </a:schemeClr>
+                        </a:lnRef>
+                        <a:fillRef idx="1">
+                          <a:schemeClr val="accent1"/>
+                        </a:fillRef>
+                        <a:effectRef idx="0">
+                          <a:schemeClr val="accent1"/>
+                        </a:effectRef>
+                        <a:fontRef idx="minor">
+                          <a:schemeClr val="lt1"/>
+                        </a:fontRef>
+                      </wps:style>
+                      <wps:bodyPr rot="0" spcFirstLastPara="0" vertOverflow="overflow" horzOverflow="overflow" vert="horz" wrap="square" lIns="91440" tIns="45720" rIns="91440" bIns="45720" numCol="1" spcCol="0" rtlCol="0" fromWordArt="0" anchor="ctr" anchorCtr="0" forceAA="0" compatLnSpc="1">
+                        <a:prstTxWarp prst="textNoShape">
+                          <a:avLst/>
+                        </a:prstTxWarp>
+                        <a:noAutofit/>
+                      </wps:bodyPr>
+                    </wps:wsp>
+                  </a:graphicData>
+                </a:graphic>
+              </wp:anchor>
+            </w:drawing>
+          </mc:Choice>
+          <mc:Fallback>
+            <w:pict>
+              <v:rect w14:anchorId="2CBCC464" id="Rectángulo 14" o:spid="_x0000_s1026" style="position:absolute;margin-left:-78.5pt;margin-top:156.3pt;width:311.85pt;height:170.65pt;z-index:251676672;visibility:visible;mso-wrap-style:square;mso-wrap-distance-left:9pt;mso-wrap-distance-top:0;mso-wrap-distance-right:9pt;mso-wrap-distance-bottom:0;mso-position-horizontal:absolute;mso-position-horizontal-relative:text;mso-position-vertical:absolute;mso-position-vertical-relative:text;v-text-anchor:middle" o:gfxdata="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" filled="f" strokecolor="red" strokeweight="1pt"/>
+            </w:pict>
+          </mc:Fallback>
+        </mc:AlternateContent>
+      </w:r>
+      <w:r>
+        <w:rPr>
+          <w:noProof/>
+          <w:lang w:eastAsia="es-ES"/>
+        </w:rPr>
+        <mc:AlternateContent>
+          <mc:Choice Requires="wps">
+            <w:drawing>
+              <wp:anchor distT="0" distB="0" distL="114300" distR="114300" simplePos="0" relativeHeight="251675648" behindDoc="0" locked="0" layoutInCell="1" allowOverlap="1" wp14:anchorId="1B4A7160" wp14:editId="11EC33EA">
+                <wp:simplePos x="0" y="0"/>
+                <wp:positionH relativeFrom="column">
+                  <wp:posOffset>2393397</wp:posOffset>
+                </wp:positionH>
+                <wp:positionV relativeFrom="paragraph">
+                  <wp:posOffset>1545780</wp:posOffset>
+                </wp:positionV>
+                <wp:extent cx="819398" cy="172192"/>
+                <wp:effectExtent l="0" t="0" r="19050" b="18415"/>
+                <wp:wrapNone/>
+                <wp:docPr id="13" name="Rectángulo 13"/>
+                <wp:cNvGraphicFramePr/>
+                <a:graphic xmlns:a="http://schemas.openxmlformats.org/drawingml/2006/main">
+                  <a:graphicData uri="http://schemas.microsoft.com/office/word/2010/wordprocessingShape">
+                    <wps:wsp>
+                      <wps:cNvSpPr/>
+                      <wps:spPr>
+                        <a:xfrm>
+                          <a:off x="0" y="0"/>
+                          <a:ext cx="819398" cy="172192"/>
+                        </a:xfrm>
+                        <a:prstGeom prst="rect">
+                          <a:avLst/>
+                        </a:prstGeom>
+                        <a:noFill/>
+                        <a:ln>
+                          <a:solidFill>
+                            <a:srgbClr val="FF0000"/>
+                          </a:solidFill>
+                        </a:ln>
+                      </wps:spPr>
+                      <wps:style>
+                        <a:lnRef idx="2">
+                          <a:schemeClr val="accent1">
+                            <a:shade val="50000"/>
+                          </a:schemeClr>
+                        </a:lnRef>
+                        <a:fillRef idx="1">
+                          <a:schemeClr val="accent1"/>
+                        </a:fillRef>
+                        <a:effectRef idx="0">
+                          <a:schemeClr val="accent1"/>
+                        </a:effectRef>
+                        <a:fontRef idx="minor">
+                          <a:schemeClr val="lt1"/>
+                        </a:fontRef>
+                      </wps:style>
+                      <wps:bodyPr rot="0" spcFirstLastPara="0" vertOverflow="overflow" horzOverflow="overflow" vert="horz" wrap="square" lIns="91440" tIns="45720" rIns="91440" bIns="45720" numCol="1" spcCol="0" rtlCol="0" fromWordArt="0" anchor="ctr" anchorCtr="0" forceAA="0" compatLnSpc="1">
+                        <a:prstTxWarp prst="textNoShape">
+                          <a:avLst/>
+                        </a:prstTxWarp>
+                        <a:noAutofit/>
+                      </wps:bodyPr>
+                    </wps:wsp>
+                  </a:graphicData>
+                </a:graphic>
+              </wp:anchor>
+            </w:drawing>
+          </mc:Choice>
+          <mc:Fallback>
+            <w:pict>
+              <v:rect w14:anchorId="7589657E" id="Rectángulo 13" o:spid="_x0000_s1026" style="position:absolute;margin-left:188.45pt;margin-top:121.7pt;width:64.5pt;height:13.55pt;z-index:251675648;visibility:visible;mso-wrap-style:square;mso-wrap-distance-left:9pt;mso-wrap-distance-top:0;mso-wrap-distance-right:9pt;mso-wrap-distance-bottom:0;mso-position-horizontal:absolute;mso-position-horizontal-relative:text;mso-position-vertical:absolute;mso-position-vertical-relative:text;v-text-anchor:middle" o:gfxdata="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" filled="f" strokecolor="red" strokeweight="1pt"/>
+            </w:pict>
+          </mc:Fallback>
+        </mc:AlternateContent>
+      </w:r>
+      <w:r>
+        <w:drawing>
+          <wp:anchor distT="0" distB="0" distL="114300" distR="114300" simplePos="0" relativeHeight="251674624" behindDoc="1" locked="0" layoutInCell="1" allowOverlap="1" wp14:anchorId="2D90544A" wp14:editId="14FE6687">
+            <wp:simplePos x="0" y="0"/>
+            <wp:positionH relativeFrom="column">
+              <wp:posOffset>-1070927</wp:posOffset>
+            </wp:positionH>
+            <wp:positionV relativeFrom="paragraph">
+              <wp:posOffset>286067</wp:posOffset>
+            </wp:positionV>
+            <wp:extent cx="7551654" cy="4052887"/>
+            <wp:effectExtent l="0" t="0" r="0" b="5080"/>
+            <wp:wrapTight wrapText="bothSides">
+              <wp:wrapPolygon edited="0">
+                <wp:start x="0" y="0"/>
+                <wp:lineTo x="0" y="21526"/>
+                <wp:lineTo x="21524" y="21526"/>
+                <wp:lineTo x="21524" y="0"/>
+                <wp:lineTo x="0" y="0"/>
+              </wp:wrapPolygon>
+            </wp:wrapTight>
+            <wp:docPr id="11" name="Imagen 11"/>
+            <wp:cNvGraphicFramePr>
+              <a:graphicFrameLocks xmlns:a="http://schemas.openxmlformats.org/drawingml/2006/main" noChangeAspect="1"/>
+            </wp:cNvGraphicFramePr>
+            <a:graphic xmlns:a="http://schemas.openxmlformats.org/drawingml/2006/main">
+              <a:graphicData uri="http://schemas.openxmlformats.org/drawingml/2006/picture">
+                <pic:pic xmlns:pic="http://schemas.openxmlformats.org/drawingml/2006/picture">
+                  <pic:nvPicPr>
+                    <pic:cNvPr id="1" name=""/>
+                    <pic:cNvPicPr/>
+                  </pic:nvPicPr>
+                  <pic:blipFill>
+                    <a:blip r:embed="rId12" cstate="print">
+                      <a:extLst>
+                        <a:ext uri="{28A0092B-C50C-407E-A947-70E740481C1C}">
+                          <a14:useLocalDpi xmlns:a14="http://schemas.microsoft.com/office/drawing/2010/main" val="0"/>
+                        </a:ext>
+                      </a:extLst>
+                    </a:blip>
+                    <a:stretch>
+                      <a:fillRect/>
+                    </a:stretch>
+                  </pic:blipFill>
+                  <pic:spPr>
+                    <a:xfrm>
+                      <a:off x="0" y="0"/>
+                      <a:ext cx="7567678" cy="4061487"/>
+                    </a:xfrm>
+                    <a:prstGeom prst="rect">
+                      <a:avLst/>
+                    </a:prstGeom>
+                  </pic:spPr>
+                </pic:pic>
+              </a:graphicData>
+            </a:graphic>
+            <wp14:sizeRelH relativeFrom="margin">
+              <wp14:pctWidth>0</wp14:pctWidth>
+            </wp14:sizeRelH>
+            <wp14:sizeRelV relativeFrom="margin">
+              <wp14:pctHeight>0</wp14:pctHeight>
+            </wp14:sizeRelV>
+          </wp:anchor>
+        </w:drawing>
+      </w:r>
+      <w:r>
+        <w:t>http://48.220.48.0/</w:t>
+      </w:r>
+      <w:r>
+        <w:t xml:space="preserve"> -&gt; </w:t>
+      </w:r>
+      <w:hyperlink r:id="rId13" w:history="1">
+        <w:r>
+          <w:rPr>
+            <w:rStyle w:val="Hipervnculo"/>
+          </w:rPr>
+          <w:t>http://”ip</w:t>
+        </w:r>
+      </w:hyperlink>
+      <w:r>
+        <w:t xml:space="preserve"> de la </w:t>
+      </w:r>
+      <w:proofErr w:type="spellStart"/>
+      <w:r>
+        <w:t>maquina</w:t>
+      </w:r>
+      <w:proofErr w:type="spellEnd"/>
+      <w:r>
+        <w:t xml:space="preserve"> virtual </w:t>
+      </w:r>
+      <w:proofErr w:type="spellStart"/>
+      <w:r>
+        <w:t>azure</w:t>
+      </w:r>
+      <w:proofErr w:type="spellEnd"/>
+      <w:r>
+        <w:t>”</w:t>
+      </w:r>
+      <w:r>
+        <w:t>/</w:t>
+      </w:r>
+    </w:p>
     <w:p/>
+    <w:p>
+      <w:pPr>
+        <w:pStyle w:val="Ttulo1"/>
+        <w:numPr>
+          <w:ilvl w:val="0"/>
+          <w:numId w:val="4"/>
+        </w:numPr>
+      </w:pPr>
+      <w:bookmarkStart w:id="3" w:name="_Toc210754085"/>
+      <w:r>
+        <w:t>Responde brevem</w:t>
+      </w:r>
+      <w:r>
+        <w:t>ente a las siguientes preguntas</w:t>
+      </w:r>
+      <w:bookmarkEnd w:id="3"/>
+    </w:p>
+    <w:p>
+      <w:r>
+        <w:t xml:space="preserve">¿Qué sistema de almacenamiento utiliza tu MV de </w:t>
+      </w:r>
+      <w:proofErr w:type="spellStart"/>
+      <w:r>
+        <w:t>Azure</w:t>
+      </w:r>
+      <w:proofErr w:type="spellEnd"/>
+      <w:r>
+        <w:t>? Justifica tu respuesta relacioná</w:t>
+      </w:r>
+      <w:r>
+        <w:t xml:space="preserve">ndola con lo visto en clase. </w:t>
+      </w:r>
+    </w:p>
+    <w:p>
+      <w:r>
+        <w:t xml:space="preserve">Mi máquina virtual usa un </w:t>
+      </w:r>
+      <w:r>
+        <w:rPr>
+          <w:rStyle w:val="Textoennegrita"/>
+        </w:rPr>
+        <w:t xml:space="preserve">disco administrado de </w:t>
+      </w:r>
+      <w:proofErr w:type="spellStart"/>
+      <w:r>
+        <w:rPr>
+          <w:rStyle w:val="Textoennegrita"/>
+        </w:rPr>
+        <w:t>Azure</w:t>
+      </w:r>
+      <w:proofErr w:type="spellEnd"/>
+      <w:r>
+        <w:t xml:space="preserve">, que es un tipo de almacenamiento basado en </w:t>
+      </w:r>
+      <w:r>
+        <w:rPr>
+          <w:rStyle w:val="Textoennegrita"/>
+        </w:rPr>
+        <w:t>SSD o HDD</w:t>
+      </w:r>
+      <w:r>
+        <w:t xml:space="preserve"> lo que elijamos al crearla. </w:t>
+      </w:r>
+      <w:proofErr w:type="spellStart"/>
+      <w:r>
+        <w:t>Azure</w:t>
+      </w:r>
+      <w:proofErr w:type="spellEnd"/>
+      <w:r>
+        <w:t xml:space="preserve"> se encarga de gestionar el disco, las copias de seguridad y el rendimiento. </w:t>
+      </w:r>
+      <w:r>
+        <w:t>N</w:t>
+      </w:r>
+      <w:r>
+        <w:t xml:space="preserve">o </w:t>
+      </w:r>
+      <w:r>
+        <w:t>tenemos</w:t>
+      </w:r>
+      <w:r>
+        <w:t xml:space="preserve"> que preocuparnos por el hardware ni por la gestión manual del disco.</w:t>
+      </w:r>
+    </w:p>
+    <w:p>
+      <w:r>
+        <w:t>¿Tu sitio web es accesible desde otro equipo? ¿Cómo podemos asegurarnos de que lo sea?</w:t>
+      </w:r>
+    </w:p>
+    <w:p>
+      <w:proofErr w:type="spellStart"/>
+      <w:r>
+        <w:t>Si</w:t>
+      </w:r>
+      <w:proofErr w:type="spellEnd"/>
+      <w:r>
+        <w:t xml:space="preserve">, mi sitio web se puede ver desde otro equipo si el </w:t>
+      </w:r>
+      <w:r>
+        <w:rPr>
+          <w:rStyle w:val="Textoennegrita"/>
+        </w:rPr>
+        <w:t>puerto 80 (HTTP)</w:t>
+      </w:r>
+      <w:r>
+        <w:t xml:space="preserve"> está abierto en las reglas de red de la máquina virtual. Para asegurarlo, hay que ir al portal de </w:t>
+      </w:r>
+      <w:proofErr w:type="spellStart"/>
+      <w:r>
+        <w:t>Azure</w:t>
+      </w:r>
+      <w:proofErr w:type="spellEnd"/>
+      <w:r>
+        <w:t xml:space="preserve"> y revisar que el </w:t>
+      </w:r>
+      <w:r>
+        <w:rPr>
+          <w:rStyle w:val="Textoennegrita"/>
+        </w:rPr>
+        <w:t>grupo de seguridad de red (NSG)</w:t>
+      </w:r>
+      <w:r>
+        <w:t xml:space="preserve"> permite el tráfico entrante por ese puerto. Así cualquiera puede acceder usando la </w:t>
+      </w:r>
+      <w:r>
+        <w:rPr>
+          <w:rStyle w:val="Textoennegrita"/>
+        </w:rPr>
+        <w:t>IP pública</w:t>
+      </w:r>
+      <w:r>
+        <w:t xml:space="preserve"> de la MV.</w:t>
+      </w:r>
+    </w:p>
     <w:sectPr>
       <w:pgSz w:w="11906" w:h="16838"/>
       <w:pgMar w:top="1417" w:right="1701" w:bottom="1417" w:left="1701" w:header="708" w:footer="708" w:gutter="0"/>
@@ -1438,6 +2909,155 @@
     </w:lvl>
   </w:abstractNum>
   <w:abstractNum w:abstractNumId="3" w15:restartNumberingAfterBreak="0">
+    <w:nsid w:val="2A3A2623"/>
+    <w:multiLevelType w:val="multilevel"/>
+    <w:tmpl w:val="9F2026C6"/>
+    <w:lvl w:ilvl="0">
+      <w:start w:val="1"/>
+      <w:numFmt w:val="bullet"/>
+      <w:lvlText w:val=""/>
+      <w:lvlJc w:val="left"/>
+      <w:pPr>
+        <w:tabs>
+          <w:tab w:val="num" w:pos="720"/>
+        </w:tabs>
+        <w:ind w:left="720" w:hanging="360"/>
+      </w:pPr>
+      <w:rPr>
+        <w:rFonts w:ascii="Symbol" w:hAnsi="Symbol" w:hint="default"/>
+        <w:sz w:val="20"/>
+      </w:rPr>
+    </w:lvl>
+    <w:lvl w:ilvl="1" w:tentative="1">
+      <w:start w:val="1"/>
+      <w:numFmt w:val="bullet"/>
+      <w:lvlText w:val="o"/>
+      <w:lvlJc w:val="left"/>
+      <w:pPr>
+        <w:tabs>
+          <w:tab w:val="num" w:pos="1440"/>
+        </w:tabs>
+        <w:ind w:left="1440" w:hanging="360"/>
+      </w:pPr>
+      <w:rPr>
+        <w:rFonts w:ascii="Courier New" w:hAnsi="Courier New" w:hint="default"/>
+        <w:sz w:val="20"/>
+      </w:rPr>
+    </w:lvl>
+    <w:lvl w:ilvl="2" w:tentative="1">
+      <w:start w:val="1"/>
+      <w:numFmt w:val="bullet"/>
+      <w:lvlText w:val=""/>
+      <w:lvlJc w:val="left"/>
+      <w:pPr>
+        <w:tabs>
+          <w:tab w:val="num" w:pos="2160"/>
+        </w:tabs>
+        <w:ind w:left="2160" w:hanging="360"/>
+      </w:pPr>
+      <w:rPr>
+        <w:rFonts w:ascii="Wingdings" w:hAnsi="Wingdings" w:hint="default"/>
+        <w:sz w:val="20"/>
+      </w:rPr>
+    </w:lvl>
+    <w:lvl w:ilvl="3" w:tentative="1">
+      <w:start w:val="1"/>
+      <w:numFmt w:val="bullet"/>
+      <w:lvlText w:val=""/>
+      <w:lvlJc w:val="left"/>
+      <w:pPr>
+        <w:tabs>
+          <w:tab w:val="num" w:pos="2880"/>
+        </w:tabs>
+        <w:ind w:left="2880" w:hanging="360"/>
+      </w:pPr>
+      <w:rPr>
+        <w:rFonts w:ascii="Wingdings" w:hAnsi="Wingdings" w:hint="default"/>
+        <w:sz w:val="20"/>
+      </w:rPr>
+    </w:lvl>
+    <w:lvl w:ilvl="4" w:tentative="1">
+      <w:start w:val="1"/>
+      <w:numFmt w:val="bullet"/>
+      <w:lvlText w:val=""/>
+      <w:lvlJc w:val="left"/>
+      <w:pPr>
+        <w:tabs>
+          <w:tab w:val="num" w:pos="3600"/>
+        </w:tabs>
+        <w:ind w:left="3600" w:hanging="360"/>
+      </w:pPr>
+      <w:rPr>
+        <w:rFonts w:ascii="Wingdings" w:hAnsi="Wingdings" w:hint="default"/>
+        <w:sz w:val="20"/>
+      </w:rPr>
+    </w:lvl>
+    <w:lvl w:ilvl="5" w:tentative="1">
+      <w:start w:val="1"/>
+      <w:numFmt w:val="bullet"/>
+      <w:lvlText w:val=""/>
+      <w:lvlJc w:val="left"/>
+      <w:pPr>
+        <w:tabs>
+          <w:tab w:val="num" w:pos="4320"/>
+        </w:tabs>
+        <w:ind w:left="4320" w:hanging="360"/>
+      </w:pPr>
+      <w:rPr>
+        <w:rFonts w:ascii="Wingdings" w:hAnsi="Wingdings" w:hint="default"/>
+        <w:sz w:val="20"/>
+      </w:rPr>
+    </w:lvl>
+    <w:lvl w:ilvl="6" w:tentative="1">
+      <w:start w:val="1"/>
+      <w:numFmt w:val="bullet"/>
+      <w:lvlText w:val=""/>
+      <w:lvlJc w:val="left"/>
+      <w:pPr>
+        <w:tabs>
+          <w:tab w:val="num" w:pos="5040"/>
+        </w:tabs>
+        <w:ind w:left="5040" w:hanging="360"/>
+      </w:pPr>
+      <w:rPr>
+        <w:rFonts w:ascii="Wingdings" w:hAnsi="Wingdings" w:hint="default"/>
+        <w:sz w:val="20"/>
+      </w:rPr>
+    </w:lvl>
+    <w:lvl w:ilvl="7" w:tentative="1">
+      <w:start w:val="1"/>
+      <w:numFmt w:val="bullet"/>
+      <w:lvlText w:val=""/>
+      <w:lvlJc w:val="left"/>
+      <w:pPr>
+        <w:tabs>
+          <w:tab w:val="num" w:pos="5760"/>
+        </w:tabs>
+        <w:ind w:left="5760" w:hanging="360"/>
+      </w:pPr>
+      <w:rPr>
+        <w:rFonts w:ascii="Wingdings" w:hAnsi="Wingdings" w:hint="default"/>
+        <w:sz w:val="20"/>
+      </w:rPr>
+    </w:lvl>
+    <w:lvl w:ilvl="8" w:tentative="1">
+      <w:start w:val="1"/>
+      <w:numFmt w:val="bullet"/>
+      <w:lvlText w:val=""/>
+      <w:lvlJc w:val="left"/>
+      <w:pPr>
+        <w:tabs>
+          <w:tab w:val="num" w:pos="6480"/>
+        </w:tabs>
+        <w:ind w:left="6480" w:hanging="360"/>
+      </w:pPr>
+      <w:rPr>
+        <w:rFonts w:ascii="Wingdings" w:hAnsi="Wingdings" w:hint="default"/>
+        <w:sz w:val="20"/>
+      </w:rPr>
+    </w:lvl>
+  </w:abstractNum>
+  <w:abstractNum w:abstractNumId="4" w15:restartNumberingAfterBreak="0">
     <w:nsid w:val="37690532"/>
     <w:multiLevelType w:val="hybridMultilevel"/>
     <w:tmpl w:val="102A6388"/>
@@ -1550,7 +3170,7 @@
       </w:rPr>
     </w:lvl>
   </w:abstractNum>
-  <w:abstractNum w:abstractNumId="4" w15:restartNumberingAfterBreak="0">
+  <w:abstractNum w:abstractNumId="5" w15:restartNumberingAfterBreak="0">
     <w:nsid w:val="393F77E1"/>
     <w:multiLevelType w:val="hybridMultilevel"/>
     <w:tmpl w:val="C87E2F30"/>
@@ -1636,7 +3256,93 @@
       </w:pPr>
     </w:lvl>
   </w:abstractNum>
-  <w:abstractNum w:abstractNumId="5" w15:restartNumberingAfterBreak="0">
+  <w:abstractNum w:abstractNumId="6" w15:restartNumberingAfterBreak="0">
+    <w:nsid w:val="69077862"/>
+    <w:multiLevelType w:val="hybridMultilevel"/>
+    <w:tmpl w:val="C87E2F30"/>
+    <w:lvl w:ilvl="0" w:tplc="0C0A000F">
+      <w:start w:val="1"/>
+      <w:numFmt w:val="decimal"/>
+      <w:lvlText w:val="%1."/>
+      <w:lvlJc w:val="left"/>
+      <w:pPr>
+        <w:ind w:left="720" w:hanging="360"/>
+      </w:pPr>
+    </w:lvl>
+    <w:lvl w:ilvl="1" w:tplc="0C0A0019" w:tentative="1">
+      <w:start w:val="1"/>
+      <w:numFmt w:val="lowerLetter"/>
+      <w:lvlText w:val="%2."/>
+      <w:lvlJc w:val="left"/>
+      <w:pPr>
+        <w:ind w:left="1440" w:hanging="360"/>
+      </w:pPr>
+    </w:lvl>
+    <w:lvl w:ilvl="2" w:tplc="0C0A001B" w:tentative="1">
+      <w:start w:val="1"/>
+      <w:numFmt w:val="lowerRoman"/>
+      <w:lvlText w:val="%3."/>
+      <w:lvlJc w:val="right"/>
+      <w:pPr>
+        <w:ind w:left="2160" w:hanging="180"/>
+      </w:pPr>
+    </w:lvl>
+    <w:lvl w:ilvl="3" w:tplc="0C0A000F" w:tentative="1">
+      <w:start w:val="1"/>
+      <w:numFmt w:val="decimal"/>
+      <w:lvlText w:val="%4."/>
+      <w:lvlJc w:val="left"/>
+      <w:pPr>
+        <w:ind w:left="2880" w:hanging="360"/>
+      </w:pPr>
+    </w:lvl>
+    <w:lvl w:ilvl="4" w:tplc="0C0A0019" w:tentative="1">
+      <w:start w:val="1"/>
+      <w:numFmt w:val="lowerLetter"/>
+      <w:lvlText w:val="%5."/>
+      <w:lvlJc w:val="left"/>
+      <w:pPr>
+        <w:ind w:left="3600" w:hanging="360"/>
+      </w:pPr>
+    </w:lvl>
+    <w:lvl w:ilvl="5" w:tplc="0C0A001B" w:tentative="1">
+      <w:start w:val="1"/>
+      <w:numFmt w:val="lowerRoman"/>
+      <w:lvlText w:val="%6."/>
+      <w:lvlJc w:val="right"/>
+      <w:pPr>
+        <w:ind w:left="4320" w:hanging="180"/>
+      </w:pPr>
+    </w:lvl>
+    <w:lvl w:ilvl="6" w:tplc="0C0A000F" w:tentative="1">
+      <w:start w:val="1"/>
+      <w:numFmt w:val="decimal"/>
+      <w:lvlText w:val="%7."/>
+      <w:lvlJc w:val="left"/>
+      <w:pPr>
+        <w:ind w:left="5040" w:hanging="360"/>
+      </w:pPr>
+    </w:lvl>
+    <w:lvl w:ilvl="7" w:tplc="0C0A0019" w:tentative="1">
+      <w:start w:val="1"/>
+      <w:numFmt w:val="lowerLetter"/>
+      <w:lvlText w:val="%8."/>
+      <w:lvlJc w:val="left"/>
+      <w:pPr>
+        <w:ind w:left="5760" w:hanging="360"/>
+      </w:pPr>
+    </w:lvl>
+    <w:lvl w:ilvl="8" w:tplc="0C0A001B" w:tentative="1">
+      <w:start w:val="1"/>
+      <w:numFmt w:val="lowerRoman"/>
+      <w:lvlText w:val="%9."/>
+      <w:lvlJc w:val="right"/>
+      <w:pPr>
+        <w:ind w:left="6480" w:hanging="180"/>
+      </w:pPr>
+    </w:lvl>
+  </w:abstractNum>
+  <w:abstractNum w:abstractNumId="7" w15:restartNumberingAfterBreak="0">
     <w:nsid w:val="752B3161"/>
     <w:multiLevelType w:val="hybridMultilevel"/>
     <w:tmpl w:val="15A47F20"/>
@@ -1753,19 +3459,25 @@
     <w:abstractNumId w:val="0"/>
   </w:num>
   <w:num w:numId="2">
-    <w:abstractNumId w:val="5"/>
+    <w:abstractNumId w:val="7"/>
   </w:num>
   <w:num w:numId="3">
     <w:abstractNumId w:val="2"/>
   </w:num>
   <w:num w:numId="4">
-    <w:abstractNumId w:val="4"/>
+    <w:abstractNumId w:val="5"/>
   </w:num>
   <w:num w:numId="5">
-    <w:abstractNumId w:val="3"/>
+    <w:abstractNumId w:val="4"/>
   </w:num>
   <w:num w:numId="6">
     <w:abstractNumId w:val="1"/>
+  </w:num>
+  <w:num w:numId="7">
+    <w:abstractNumId w:val="6"/>
+  </w:num>
+  <w:num w:numId="8">
+    <w:abstractNumId w:val="3"/>
   </w:num>
 </w:numbering>
 </file>
@@ -2644,7 +4356,7 @@
 </file>
 
 <file path=customXml/itemProps1.xml><?xml version="1.0" encoding="utf-8"?>
-<ds:datastoreItem xmlns:ds="http://schemas.openxmlformats.org/officeDocument/2006/customXml" ds:itemID="{70C6463C-1726-4B91-991A-2D66873DFA4E}">
+<ds:datastoreItem xmlns:ds="http://schemas.openxmlformats.org/officeDocument/2006/customXml" ds:itemID="{4C2A1927-36A3-4E74-8F15-6CD9DC06F7B3}">
   <ds:schemaRefs>
     <ds:schemaRef ds:uri="http://schemas.openxmlformats.org/officeDocument/2006/bibliography"/>
   </ds:schemaRefs>

--- a/DAW2/C.NUBE/UD2/Actividad1/Actividad 1.docx
+++ b/DAW2/C.NUBE/UD2/Actividad1/Actividad 1.docx
@@ -1598,7 +1598,7 @@
           </mc:Choice>
           <mc:Fallback>
             <w:pict>
-              <v:shapetype w14:anchorId="152B316B" id="_x0000_t32" coordsize="21600,21600" o:spt="32" o:oned="t" path="m,l21600,21600e" filled="f">
+              <v:shapetype w14:anchorId="310C798D" id="_x0000_t32" coordsize="21600,21600" o:spt="32" o:oned="t" path="m,l21600,21600e" filled="f">
                 <v:path arrowok="t" fillok="f" o:connecttype="none"/>
                 <o:lock v:ext="edit" shapetype="t"/>
               </v:shapetype>
@@ -1679,7 +1679,7 @@
           </mc:Choice>
           <mc:Fallback>
             <w:pict>
-              <v:rect w14:anchorId="5AD15088" id="Rectángulo 5" o:spid="_x0000_s1026" style="position:absolute;margin-left:140.85pt;margin-top:189.05pt;width:78.9pt;height:5pt;z-index:251670528;visibility:visible;mso-wrap-style:square;mso-wrap-distance-left:9pt;mso-wrap-distance-top:0;mso-wrap-distance-right:9pt;mso-wrap-distance-bottom:0;mso-position-horizontal:absolute;mso-position-horizontal-relative:text;mso-position-vertical:absolute;mso-position-vertical-relative:text;v-text-anchor:middle" o:gfxdata="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" filled="f" strokecolor="red" strokeweight="1pt"/>
+              <v:rect w14:anchorId="4B63D59F" id="Rectángulo 5" o:spid="_x0000_s1026" style="position:absolute;margin-left:140.85pt;margin-top:189.05pt;width:78.9pt;height:5pt;z-index:251670528;visibility:visible;mso-wrap-style:square;mso-wrap-distance-left:9pt;mso-wrap-distance-top:0;mso-wrap-distance-right:9pt;mso-wrap-distance-bottom:0;mso-position-horizontal:absolute;mso-position-horizontal-relative:text;mso-position-vertical:absolute;mso-position-vertical-relative:text;v-text-anchor:middle" o:gfxdata="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" filled="f" strokecolor="red" strokeweight="1pt"/>
             </w:pict>
           </mc:Fallback>
         </mc:AlternateContent>
@@ -1858,7 +1858,7 @@
           </mc:Choice>
           <mc:Fallback>
             <w:pict>
-              <v:rect w14:anchorId="63ED34BD" id="Rectángulo 17" o:spid="_x0000_s1026" style="position:absolute;margin-left:73pt;margin-top:159.2pt;width:33.65pt;height:9.35pt;z-index:251681792;visibility:visible;mso-wrap-style:square;mso-width-percent:0;mso-height-percent:0;mso-wrap-distance-left:9pt;mso-wrap-distance-top:0;mso-wrap-distance-right:9pt;mso-wrap-distance-bottom:0;mso-position-horizontal:absolute;mso-position-horizontal-relative:text;mso-position-vertical:absolute;mso-position-vertical-relative:text;mso-width-percent:0;mso-height-percent:0;mso-width-relative:margin;mso-height-relative:margin;v-text-anchor:middle" o:gfxdata="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" filled="f" strokecolor="red" strokeweight="1pt"/>
+              <v:rect w14:anchorId="6110D128" id="Rectángulo 17" o:spid="_x0000_s1026" style="position:absolute;margin-left:73pt;margin-top:159.2pt;width:33.65pt;height:9.35pt;z-index:251681792;visibility:visible;mso-wrap-style:square;mso-width-percent:0;mso-height-percent:0;mso-wrap-distance-left:9pt;mso-wrap-distance-top:0;mso-wrap-distance-right:9pt;mso-wrap-distance-bottom:0;mso-position-horizontal:absolute;mso-position-horizontal-relative:text;mso-position-vertical:absolute;mso-position-vertical-relative:text;mso-width-percent:0;mso-height-percent:0;mso-width-relative:margin;mso-height-relative:margin;v-text-anchor:middle" o:gfxdata="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" filled="f" strokecolor="red" strokeweight="1pt"/>
             </w:pict>
           </mc:Fallback>
         </mc:AlternateContent>
@@ -1939,7 +1939,7 @@
           </mc:Choice>
           <mc:Fallback>
             <w:pict>
-              <v:rect w14:anchorId="5F08CD75" id="Rectángulo 16" o:spid="_x0000_s1026" style="position:absolute;margin-left:145.9pt;margin-top:137.2pt;width:218.35pt;height:171.6pt;z-index:251679744;visibility:visible;mso-wrap-style:square;mso-width-percent:0;mso-height-percent:0;mso-wrap-distance-left:9pt;mso-wrap-distance-top:0;mso-wrap-distance-right:9pt;mso-wrap-distance-bottom:0;mso-position-horizontal:absolute;mso-position-horizontal-relative:text;mso-position-vertical:absolute;mso-position-vertical-relative:text;mso-width-percent:0;mso-height-percent:0;mso-width-relative:margin;mso-height-relative:margin;v-text-anchor:middle" o:gfxdata="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" filled="f" strokecolor="red" strokeweight="1pt"/>
+              <v:rect w14:anchorId="3F581C30" id="Rectángulo 16" o:spid="_x0000_s1026" style="position:absolute;margin-left:145.9pt;margin-top:137.2pt;width:218.35pt;height:171.6pt;z-index:251679744;visibility:visible;mso-wrap-style:square;mso-width-percent:0;mso-height-percent:0;mso-wrap-distance-left:9pt;mso-wrap-distance-top:0;mso-wrap-distance-right:9pt;mso-wrap-distance-bottom:0;mso-position-horizontal:absolute;mso-position-horizontal-relative:text;mso-position-vertical:absolute;mso-position-vertical-relative:text;mso-width-percent:0;mso-height-percent:0;mso-width-relative:margin;mso-height-relative:margin;v-text-anchor:middle" o:gfxdata="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" filled="f" strokecolor="red" strokeweight="1pt"/>
             </w:pict>
           </mc:Fallback>
         </mc:AlternateContent>
@@ -2014,7 +2014,7 @@
           </mc:Choice>
           <mc:Fallback>
             <w:pict>
-              <v:rect w14:anchorId="5B3A2F66" id="Rectángulo 15" o:spid="_x0000_s1026" style="position:absolute;margin-left:53.35pt;margin-top:126.9pt;width:108.95pt;height:9.35pt;z-index:251677696;visibility:visible;mso-wrap-style:square;mso-wrap-distance-left:9pt;mso-wrap-distance-top:0;mso-wrap-distance-right:9pt;mso-wrap-distance-bottom:0;mso-position-horizontal:absolute;mso-position-horizontal-relative:text;mso-position-vertical:absolute;mso-position-vertical-relative:text;v-text-anchor:middle" o:gfxdata="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" filled="f" strokecolor="red" strokeweight="1pt"/>
+              <v:rect w14:anchorId="4C2087F2" id="Rectángulo 15" o:spid="_x0000_s1026" style="position:absolute;margin-left:53.35pt;margin-top:126.9pt;width:108.95pt;height:9.35pt;z-index:251677696;visibility:visible;mso-wrap-style:square;mso-wrap-distance-left:9pt;mso-wrap-distance-top:0;mso-wrap-distance-right:9pt;mso-wrap-distance-bottom:0;mso-position-horizontal:absolute;mso-position-horizontal-relative:text;mso-position-vertical:absolute;mso-position-vertical-relative:text;v-text-anchor:middle" o:gfxdata="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" filled="f" strokecolor="red" strokeweight="1pt"/>
             </w:pict>
           </mc:Fallback>
         </mc:AlternateContent>
@@ -2238,7 +2238,7 @@
           </mc:Choice>
           <mc:Fallback>
             <w:pict>
-              <v:rect w14:anchorId="2CBCC464" id="Rectángulo 14" o:spid="_x0000_s1026" style="position:absolute;margin-left:-78.5pt;margin-top:156.3pt;width:311.85pt;height:170.65pt;z-index:251676672;visibility:visible;mso-wrap-style:square;mso-wrap-distance-left:9pt;mso-wrap-distance-top:0;mso-wrap-distance-right:9pt;mso-wrap-distance-bottom:0;mso-position-horizontal:absolute;mso-position-horizontal-relative:text;mso-position-vertical:absolute;mso-position-vertical-relative:text;v-text-anchor:middle" o:gfxdata="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" filled="f" strokecolor="red" strokeweight="1pt"/>
+              <v:rect w14:anchorId="73312185" id="Rectángulo 14" o:spid="_x0000_s1026" style="position:absolute;margin-left:-78.5pt;margin-top:156.3pt;width:311.85pt;height:170.65pt;z-index:251676672;visibility:visible;mso-wrap-style:square;mso-wrap-distance-left:9pt;mso-wrap-distance-top:0;mso-wrap-distance-right:9pt;mso-wrap-distance-bottom:0;mso-position-horizontal:absolute;mso-position-horizontal-relative:text;mso-position-vertical:absolute;mso-position-vertical-relative:text;v-text-anchor:middle" o:gfxdata="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" filled="f" strokecolor="red" strokeweight="1pt"/>
             </w:pict>
           </mc:Fallback>
         </mc:AlternateContent>
@@ -2313,7 +2313,7 @@
           </mc:Choice>
           <mc:Fallback>
             <w:pict>
-              <v:rect w14:anchorId="7589657E" id="Rectángulo 13" o:spid="_x0000_s1026" style="position:absolute;margin-left:188.45pt;margin-top:121.7pt;width:64.5pt;height:13.55pt;z-index:251675648;visibility:visible;mso-wrap-style:square;mso-wrap-distance-left:9pt;mso-wrap-distance-top:0;mso-wrap-distance-right:9pt;mso-wrap-distance-bottom:0;mso-position-horizontal:absolute;mso-position-horizontal-relative:text;mso-position-vertical:absolute;mso-position-vertical-relative:text;v-text-anchor:middle" o:gfxdata="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" filled="f" strokecolor="red" strokeweight="1pt"/>
+              <v:rect w14:anchorId="7BF2FB57" id="Rectángulo 13" o:spid="_x0000_s1026" style="position:absolute;margin-left:188.45pt;margin-top:121.7pt;width:64.5pt;height:13.55pt;z-index:251675648;visibility:visible;mso-wrap-style:square;mso-wrap-distance-left:9pt;mso-wrap-distance-top:0;mso-wrap-distance-right:9pt;mso-wrap-distance-bottom:0;mso-position-horizontal:absolute;mso-position-horizontal-relative:text;mso-position-vertical:absolute;mso-position-vertical-relative:text;v-text-anchor:middle" o:gfxdata="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" filled="f" strokecolor="red" strokeweight="1pt"/>
             </w:pict>
           </mc:Fallback>
         </mc:AlternateContent>
@@ -4356,7 +4356,7 @@
 </file>
 
 <file path=customXml/itemProps1.xml><?xml version="1.0" encoding="utf-8"?>
-<ds:datastoreItem xmlns:ds="http://schemas.openxmlformats.org/officeDocument/2006/customXml" ds:itemID="{4C2A1927-36A3-4E74-8F15-6CD9DC06F7B3}">
+<ds:datastoreItem xmlns:ds="http://schemas.openxmlformats.org/officeDocument/2006/customXml" ds:itemID="{1B0743B0-EF1E-4140-86A2-A36503212155}">
   <ds:schemaRefs>
     <ds:schemaRef ds:uri="http://schemas.openxmlformats.org/officeDocument/2006/bibliography"/>
   </ds:schemaRefs>
